--- a/dlorenntti-ovando-diego/Chatbot inteligente para atención al cliente en una tienda de ropa online.docx
+++ b/dlorenntti-ovando-diego/Chatbot inteligente para atención al cliente en una tienda de ropa online.docx
@@ -1489,35 +1489,7 @@
           <w:b/>
           <w:bCs/>
         </w:rPr>
-        <w:t xml:space="preserve">D</w:t>
-      </w:r>
-      <w:r>
-        <w:rPr>
-          <w:b/>
-          <w:bCs/>
-        </w:rPr>
-        <w:t xml:space="preserve">iseñar, entrenar e integrar el </w:t>
-      </w:r>
-      <w:r>
-        <w:rPr>
-          <w:b/>
-          <w:bCs/>
-        </w:rPr>
-        <w:t xml:space="preserve">chatbot</w:t>
-      </w:r>
-      <w:r>
-        <w:rPr>
-          <w:b/>
-          <w:bCs/>
-        </w:rPr>
-        <w:t xml:space="preserve"> con respuestas automáticas en el sitio web de </w:t>
-      </w:r>
-      <w:r>
-        <w:rPr>
-          <w:b/>
-          <w:bCs/>
-        </w:rPr>
-        <w:t xml:space="preserve">ModaClick</w:t>
+        <w:t xml:space="preserve">Medir el impacto del chatbot en la atención al cliente y el tiempo de respuesta.</w:t>
       </w:r>
       <w:r>
         <w:rPr>
@@ -1857,15 +1829,15 @@
         <mc:AlternateContent>
           <mc:Choice Requires="wpg">
             <w:drawing>
-              <wp:anchor xmlns:wp="http://schemas.openxmlformats.org/drawingml/2006/wordprocessingDrawing" xmlns:wp14="http://schemas.microsoft.com/office/word/2010/wordprocessingDrawing" distT="0" distB="0" distL="115200" distR="115200" simplePos="0" relativeHeight="4096" behindDoc="0" locked="0" layoutInCell="1" allowOverlap="1">
+              <wp:anchor xmlns:wp="http://schemas.openxmlformats.org/drawingml/2006/wordprocessingDrawing" xmlns:wp14="http://schemas.microsoft.com/office/word/2010/wordprocessingDrawing" distT="0" distB="0" distL="115200" distR="115200" simplePos="0" relativeHeight="11264" behindDoc="0" locked="0" layoutInCell="1" allowOverlap="1">
                 <wp:simplePos x="0" y="0"/>
                 <wp:positionH relativeFrom="column">
-                  <wp:posOffset>-1034143</wp:posOffset>
+                  <wp:posOffset>-990698</wp:posOffset>
                 </wp:positionH>
                 <wp:positionV relativeFrom="paragraph">
-                  <wp:posOffset>352779</wp:posOffset>
+                  <wp:posOffset>278897</wp:posOffset>
                 </wp:positionV>
-                <wp:extent cx="8275365" cy="5721155"/>
+                <wp:extent cx="7381436" cy="5931629"/>
                 <wp:effectExtent l="0" t="0" r="0" b="0"/>
                 <wp:wrapNone/>
                 <wp:docPr id="1" name=""/>
@@ -1876,7 +1848,7 @@
                   <a:graphicData uri="http://schemas.openxmlformats.org/drawingml/2006/picture">
                     <pic:pic xmlns:pic="http://schemas.openxmlformats.org/drawingml/2006/picture">
                       <pic:nvPicPr>
-                        <pic:cNvPr id="1432613240" name=""/>
+                        <pic:cNvPr id="367971337" name=""/>
                         <pic:cNvPicPr>
                           <a:picLocks noChangeAspect="1"/>
                         </pic:cNvPicPr>
@@ -1887,9 +1859,9 @@
                         <a:stretch/>
                       </pic:blipFill>
                       <pic:spPr bwMode="auto">
-                        <a:xfrm rot="0" flipH="0" flipV="0">
+                        <a:xfrm flipH="0" flipV="0">
                           <a:off x="0" y="0"/>
-                          <a:ext cx="8275365" cy="5721154"/>
+                          <a:ext cx="7381436" cy="5931629"/>
                         </a:xfrm>
                         <a:prstGeom prst="rect">
                           <a:avLst/>
@@ -1922,7 +1894,7 @@
                 <v:path o:extrusionok="f" gradientshapeok="t" o:connecttype="rect"/>
                 <o:lock v:ext="edit" aspectratio="t"/>
               </v:shapetype>
-              <v:shape id="_x0000_i0" o:spid="_x0000_s0" type="#_x0000_t75" style="position:absolute;z-index:4096;o:allowoverlap:true;o:allowincell:true;mso-position-horizontal-relative:text;margin-left:-81.43pt;mso-position-horizontal:absolute;mso-position-vertical-relative:text;margin-top:27.78pt;mso-position-vertical:absolute;width:651.60pt;height:450.48pt;mso-wrap-distance-left:9.07pt;mso-wrap-distance-top:0.00pt;mso-wrap-distance-right:9.07pt;mso-wrap-distance-bottom:0.00pt;rotation:0;z-index:1;" stroked="false">
+              <v:shape id="_x0000_i0" o:spid="_x0000_s0" type="#_x0000_t75" style="position:absolute;z-index:11264;o:allowoverlap:true;o:allowincell:true;mso-position-horizontal-relative:text;margin-left:-78.01pt;mso-position-horizontal:absolute;mso-position-vertical-relative:text;margin-top:21.96pt;mso-position-vertical:absolute;width:581.22pt;height:467.06pt;mso-wrap-distance-left:9.07pt;mso-wrap-distance-top:0.00pt;mso-wrap-distance-right:9.07pt;mso-wrap-distance-bottom:0.00pt;z-index:1;" stroked="false">
                 <v:imagedata r:id="rId9" o:title=""/>
                 <o:lock v:ext="edit" rotation="t"/>
               </v:shape>
@@ -1930,6 +1902,15 @@
           </mc:Fallback>
         </mc:AlternateContent>
       </w:r>
+      <w:r>
+        <w:rPr>
+          <w:b/>
+          <w:bCs/>
+          <w:sz w:val="32"/>
+          <w:szCs w:val="32"/>
+        </w:rPr>
+      </w:r>
+      <w:r/>
       <w:r>
         <w:rPr>
           <w:b/>

--- a/dlorenntti-ovando-diego/Chatbot inteligente para atención al cliente en una tienda de ropa online.docx
+++ b/dlorenntti-ovando-diego/Chatbot inteligente para atención al cliente en una tienda de ropa online.docx
@@ -4,7 +4,7 @@
   <w:body>
     <w:p>
       <w:pPr>
-        <w:pStyle w:val="704"/>
+        <w:pStyle w:val="901"/>
         <w:pBdr/>
         <w:spacing/>
         <w:ind/>
@@ -30,6 +30,14 @@
           <w:szCs w:val="32"/>
         </w:rPr>
       </w:pPr>
+      <w:r>
+        <w:rPr>
+          <w:b/>
+          <w:bCs/>
+          <w:sz w:val="32"/>
+          <w:szCs w:val="32"/>
+        </w:rPr>
+      </w:r>
       <w:r>
         <w:rPr>
           <w:b/>
@@ -67,6 +75,14 @@
           <w:szCs w:val="32"/>
         </w:rPr>
         <w:t xml:space="preserve">Introducción</w:t>
+      </w:r>
+      <w:r>
+        <w:rPr>
+          <w:b/>
+          <w:bCs/>
+          <w:sz w:val="32"/>
+          <w:szCs w:val="32"/>
+        </w:rPr>
       </w:r>
       <w:r>
         <w:rPr>
@@ -129,6 +145,12 @@
           <w:bCs/>
         </w:rPr>
       </w:r>
+      <w:r>
+        <w:rPr>
+          <w:b/>
+          <w:bCs/>
+        </w:rPr>
+      </w:r>
     </w:p>
     <w:p>
       <w:pPr>
@@ -165,6 +187,14 @@
           <w:szCs w:val="32"/>
         </w:rPr>
         <w:t xml:space="preserve">Objetivo general</w:t>
+      </w:r>
+      <w:r>
+        <w:rPr>
+          <w:b/>
+          <w:bCs/>
+          <w:sz w:val="32"/>
+          <w:szCs w:val="32"/>
+        </w:rPr>
       </w:r>
       <w:r>
         <w:rPr>
@@ -228,10 +258,18 @@
           <w:szCs w:val="32"/>
         </w:rPr>
       </w:r>
+      <w:r>
+        <w:rPr>
+          <w:b/>
+          <w:bCs/>
+          <w:sz w:val="32"/>
+          <w:szCs w:val="32"/>
+        </w:rPr>
+      </w:r>
     </w:p>
     <w:p>
       <w:pPr>
-        <w:pStyle w:val="710"/>
+        <w:pStyle w:val="907"/>
         <w:numPr>
           <w:ilvl w:val="0"/>
           <w:numId w:val="2"/>
@@ -261,7 +299,7 @@
     </w:p>
     <w:p>
       <w:pPr>
-        <w:pStyle w:val="710"/>
+        <w:pStyle w:val="907"/>
         <w:numPr>
           <w:ilvl w:val="0"/>
           <w:numId w:val="2"/>
@@ -285,7 +323,7 @@
     </w:p>
     <w:p>
       <w:pPr>
-        <w:pStyle w:val="710"/>
+        <w:pStyle w:val="907"/>
         <w:numPr>
           <w:ilvl w:val="0"/>
           <w:numId w:val="2"/>
@@ -315,7 +353,7 @@
     </w:p>
     <w:p>
       <w:pPr>
-        <w:pStyle w:val="710"/>
+        <w:pStyle w:val="907"/>
         <w:numPr>
           <w:ilvl w:val="0"/>
           <w:numId w:val="2"/>
@@ -363,6 +401,14 @@
           <w:szCs w:val="32"/>
         </w:rPr>
         <w:br w:type="page" w:clear="all"/>
+      </w:r>
+      <w:r>
+        <w:rPr>
+          <w:b/>
+          <w:bCs/>
+          <w:sz w:val="32"/>
+          <w:szCs w:val="32"/>
+        </w:rPr>
       </w:r>
       <w:r>
         <w:rPr>
@@ -496,7 +542,6 @@
         <w:t xml:space="preserve"> las pueda responder.</w:t>
       </w:r>
       <w:r/>
-      <w:r/>
     </w:p>
     <w:p>
       <w:pPr>
@@ -536,7 +581,6 @@
       <w:r>
         <w:t xml:space="preserve">.</w:t>
       </w:r>
-      <w:r/>
       <w:r/>
     </w:p>
     <w:p>
@@ -579,7 +623,6 @@
         <w:t xml:space="preserve">Como analista de la empresa, quiero categorizar las preguntas por temas para optimizar las respuestas del chatbot.</w:t>
       </w:r>
       <w:r/>
-      <w:r/>
     </w:p>
     <w:p>
       <w:pPr>
@@ -615,7 +658,6 @@
         <w:t xml:space="preserve">Como equipo de marketing, quiero identificar preguntas relacionadas con promociones para que el chatbot las tome encuenta de ante.</w:t>
       </w:r>
       <w:r/>
-      <w:r/>
     </w:p>
     <w:p>
       <w:pPr>
@@ -644,7 +686,6 @@
       <w:r>
         <w:t xml:space="preserve">Como administrador, quiero actualizar mensualmente la lista de preguntas frecuentes según la informacion de las nuevas consultas.</w:t>
       </w:r>
-      <w:r/>
       <w:r/>
     </w:p>
     <w:p>
@@ -677,7 +718,6 @@
         </w:rPr>
         <w:t xml:space="preserve">Como cliente frecunte, quiero que se guarde un registro personalizado para que mi atencion sea mas personalizada.</w:t>
       </w:r>
-      <w:r/>
       <w:r/>
     </w:p>
     <w:p>
@@ -748,7 +788,7 @@
     </w:p>
     <w:p>
       <w:pPr>
-        <w:pStyle w:val="710"/>
+        <w:pStyle w:val="907"/>
         <w:numPr>
           <w:ilvl w:val="0"/>
           <w:numId w:val="12"/>
@@ -817,7 +857,7 @@
     </w:p>
     <w:p>
       <w:pPr>
-        <w:pStyle w:val="710"/>
+        <w:pStyle w:val="907"/>
         <w:numPr>
           <w:ilvl w:val="0"/>
           <w:numId w:val="12"/>
@@ -886,7 +926,7 @@
     </w:p>
     <w:p>
       <w:pPr>
-        <w:pStyle w:val="710"/>
+        <w:pStyle w:val="907"/>
         <w:numPr>
           <w:ilvl w:val="0"/>
           <w:numId w:val="12"/>
@@ -912,11 +952,10 @@
         <w:t xml:space="preserve"> Como programador, quiero simular 1000  mensajes a la vez con el chatbot para asegurar su estabilidad bajo alta demanda.</w:t>
       </w:r>
       <w:r/>
-      <w:r/>
     </w:p>
     <w:p>
       <w:pPr>
-        <w:pStyle w:val="710"/>
+        <w:pStyle w:val="907"/>
         <w:numPr>
           <w:ilvl w:val="0"/>
           <w:numId w:val="12"/>
@@ -942,11 +981,10 @@
         <w:t xml:space="preserve"> Como cliente, quiero que el chatbot reconozca palabras mal escritas y errres ortrograficos para obtener respuestas precisas.</w:t>
       </w:r>
       <w:r/>
-      <w:r/>
     </w:p>
     <w:p>
       <w:pPr>
-        <w:pStyle w:val="710"/>
+        <w:pStyle w:val="907"/>
         <w:numPr>
           <w:ilvl w:val="0"/>
           <w:numId w:val="12"/>
@@ -972,11 +1010,10 @@
         <w:t xml:space="preserve"> Como administrador, quiero recibir alertas automáticas si el chatbot deja de funcionar, para solucionar problemas en menos de 5 minutos.</w:t>
       </w:r>
       <w:r/>
-      <w:r/>
     </w:p>
     <w:p>
       <w:pPr>
-        <w:pStyle w:val="710"/>
+        <w:pStyle w:val="907"/>
         <w:numPr>
           <w:ilvl w:val="0"/>
           <w:numId w:val="12"/>
@@ -1136,7 +1173,6 @@
         <w:t xml:space="preserve"> me dé opciones claras para elegir, como "consultar horarios" o "preguntar por cambios".</w:t>
       </w:r>
       <w:r/>
-      <w:r/>
     </w:p>
     <w:p>
       <w:pPr>
@@ -1258,7 +1294,6 @@
       <w:r>
         <w:t xml:space="preserve"> sepa qué responder.</w:t>
       </w:r>
-      <w:r/>
       <w:r/>
     </w:p>
     <w:p>
@@ -1389,7 +1424,6 @@
         <w:t xml:space="preserve"> disponible en la esquina del sitio web para poder hacer preguntas en cualquier momento.</w:t>
       </w:r>
       <w:r/>
-      <w:r/>
     </w:p>
     <w:p>
       <w:pPr>
@@ -1597,7 +1631,6 @@
         <w:t xml:space="preserve"> me ayude a resolver mis dudas más rápido que antes.</w:t>
       </w:r>
       <w:r/>
-      <w:r/>
     </w:p>
     <w:p>
       <w:pPr>
@@ -1772,19 +1805,6 @@
           <w:bCs w:val="0"/>
         </w:rPr>
       </w:r>
-      <w:r>
-        <w:rPr>
-          <w:b w:val="0"/>
-          <w:bCs w:val="0"/>
-        </w:rPr>
-      </w:r>
-      <w:r>
-        <w:rPr>
-          <w:b/>
-          <w:bCs/>
-        </w:rPr>
-      </w:r>
-      <w:r/>
       <w:r>
         <w:rPr>
           <w:b w:val="0"/>
@@ -1909,8 +1929,8 @@
           <w:sz w:val="32"/>
           <w:szCs w:val="32"/>
         </w:rPr>
+        <w:t xml:space="preserve">WBS</w:t>
       </w:r>
-      <w:r/>
       <w:r>
         <w:rPr>
           <w:b/>
@@ -1918,7 +1938,6 @@
           <w:sz w:val="32"/>
           <w:szCs w:val="32"/>
         </w:rPr>
-        <w:t xml:space="preserve">WBS</w:t>
       </w:r>
       <w:r>
         <w:rPr>
@@ -1931,7 +1950,7 @@
     </w:p>
     <w:p>
       <w:pPr>
-        <w:pStyle w:val="710"/>
+        <w:pStyle w:val="907"/>
         <w:numPr>
           <w:ilvl w:val="0"/>
           <w:numId w:val="6"/>
@@ -1967,10 +1986,15 @@
           <w:highlight w:val="yellow"/>
         </w:rPr>
       </w:r>
+      <w:r>
+        <w:rPr>
+          <w:highlight w:val="yellow"/>
+        </w:rPr>
+      </w:r>
     </w:p>
     <w:p>
       <w:pPr>
-        <w:pStyle w:val="710"/>
+        <w:pStyle w:val="907"/>
         <w:numPr>
           <w:ilvl w:val="0"/>
           <w:numId w:val="6"/>
@@ -1994,10 +2018,15 @@
           <w:highlight w:val="yellow"/>
         </w:rPr>
       </w:r>
+      <w:r>
+        <w:rPr>
+          <w:highlight w:val="yellow"/>
+        </w:rPr>
+      </w:r>
     </w:p>
     <w:p>
       <w:pPr>
-        <w:pStyle w:val="710"/>
+        <w:pStyle w:val="907"/>
         <w:numPr>
           <w:ilvl w:val="0"/>
           <w:numId w:val="6"/>
@@ -2021,6 +2050,11 @@
           <w:highlight w:val="yellow"/>
         </w:rPr>
       </w:r>
+      <w:r>
+        <w:rPr>
+          <w:highlight w:val="yellow"/>
+        </w:rPr>
+      </w:r>
     </w:p>
     <w:p>
       <w:pPr>
@@ -2033,9 +2067,6 @@
         <w:br w:type="page" w:clear="all"/>
       </w:r>
       <w:r/>
-      <w:r/>
-      <w:r/>
-      <w:r/>
     </w:p>
     <w:p>
       <w:pPr>
@@ -2044,7 +2075,6 @@
         <w:ind/>
         <w:rPr/>
       </w:pPr>
-      <w:r/>
       <w:r/>
       <w:r/>
     </w:p>
@@ -2105,7 +2135,7 @@
                       <pic:spPr bwMode="auto">
                         <a:xfrm flipH="0" flipV="0">
                           <a:off x="0" y="0"/>
-                          <a:ext cx="11038745" cy="4893366"/>
+                          <a:ext cx="11038745" cy="4893365"/>
                         </a:xfrm>
                         <a:prstGeom prst="rect">
                           <a:avLst/>
@@ -2153,8 +2183,8 @@
           <w:sz w:val="32"/>
           <w:szCs w:val="32"/>
         </w:rPr>
+        <w:t xml:space="preserve">Diagrama de Gantt</w:t>
       </w:r>
-      <w:r/>
       <w:r>
         <w:rPr>
           <w:b/>
@@ -2162,7 +2192,6 @@
           <w:sz w:val="32"/>
           <w:szCs w:val="32"/>
         </w:rPr>
-        <w:t xml:space="preserve">Diagrama de Gantt</w:t>
       </w:r>
       <w:r>
         <w:rPr>
@@ -2175,7 +2204,7 @@
     </w:p>
     <w:p>
       <w:pPr>
-        <w:pStyle w:val="710"/>
+        <w:pStyle w:val="907"/>
         <w:numPr>
           <w:ilvl w:val="0"/>
           <w:numId w:val="6"/>
@@ -2217,10 +2246,15 @@
           <w:highlight w:val="yellow"/>
         </w:rPr>
       </w:r>
+      <w:r>
+        <w:rPr>
+          <w:highlight w:val="yellow"/>
+        </w:rPr>
+      </w:r>
     </w:p>
     <w:p>
       <w:pPr>
-        <w:pStyle w:val="710"/>
+        <w:pStyle w:val="907"/>
         <w:numPr>
           <w:ilvl w:val="0"/>
           <w:numId w:val="6"/>
@@ -2244,10 +2278,15 @@
           <w:highlight w:val="yellow"/>
         </w:rPr>
       </w:r>
+      <w:r>
+        <w:rPr>
+          <w:highlight w:val="yellow"/>
+        </w:rPr>
+      </w:r>
     </w:p>
     <w:p>
       <w:pPr>
-        <w:pStyle w:val="710"/>
+        <w:pStyle w:val="907"/>
         <w:numPr>
           <w:ilvl w:val="0"/>
           <w:numId w:val="6"/>
@@ -2271,10 +2310,15 @@
           <w:highlight w:val="yellow"/>
         </w:rPr>
       </w:r>
+      <w:r>
+        <w:rPr>
+          <w:highlight w:val="yellow"/>
+        </w:rPr>
+      </w:r>
     </w:p>
     <w:p>
       <w:pPr>
-        <w:pStyle w:val="710"/>
+        <w:pStyle w:val="907"/>
         <w:numPr>
           <w:ilvl w:val="0"/>
           <w:numId w:val="6"/>
@@ -2298,6 +2342,11 @@
           <w:highlight w:val="yellow"/>
         </w:rPr>
       </w:r>
+      <w:r>
+        <w:rPr>
+          <w:highlight w:val="yellow"/>
+        </w:rPr>
+      </w:r>
     </w:p>
     <w:p>
       <w:pPr>
@@ -2306,10 +2355,6 @@
         <w:ind/>
         <w:rPr/>
       </w:pPr>
-      <w:r/>
-      <w:r/>
-      <w:r/>
-      <w:r/>
       <w:r>
         <w:br w:type="page" w:clear="all"/>
       </w:r>
@@ -2382,6 +2427,14 @@
           <w:szCs w:val="32"/>
         </w:rPr>
       </w:r>
+      <w:r>
+        <w:rPr>
+          <w:b/>
+          <w:bCs/>
+          <w:sz w:val="32"/>
+          <w:szCs w:val="32"/>
+        </w:rPr>
+      </w:r>
     </w:p>
     <w:p>
       <w:pPr>
@@ -2662,7 +2715,7 @@
         <w:t xml:space="preserve">T4.</w:t>
       </w:r>
       <w:r>
-        <w:t xml:space="preserve"> _______________________________________________________</w:t>
+        <w:t xml:space="preserve"> Atender las consultas que el chatbot no pueda resolver.</w:t>
       </w:r>
       <w:r/>
     </w:p>
@@ -2748,10 +2801,7 @@
         <w:t xml:space="preserve"> </w:t>
       </w:r>
       <w:r>
-        <w:t xml:space="preserve">_</w:t>
-      </w:r>
-      <w:r>
-        <w:t xml:space="preserve">_______________________________________________________</w:t>
+        <w:t xml:space="preserve">Evaluar si el chatbot reduce el tiempo promedio de atencion</w:t>
       </w:r>
       <w:r/>
     </w:p>
@@ -2814,10 +2864,7 @@
         <w:t xml:space="preserve"> </w:t>
       </w:r>
       <w:r>
-        <w:t xml:space="preserve">_</w:t>
-      </w:r>
-      <w:r>
-        <w:t xml:space="preserve">_______________________________________________________</w:t>
+        <w:t xml:space="preserve">Proponer mejoras al flujo de atencion integrando el chatbot con promociones</w:t>
       </w:r>
       <w:r/>
     </w:p>
@@ -2919,12 +2966,11 @@
       <w:r>
         <w:t xml:space="preserve"> </w:t>
       </w:r>
+      <w:r/>
       <w:r>
-        <w:t xml:space="preserve">_</w:t>
+        <w:t xml:space="preserve">Medir el impacto de la campaña de lanzamiento en tráfico y consultas.</w:t>
       </w:r>
-      <w:r>
-        <w:t xml:space="preserve">_______________________________________________________</w:t>
-      </w:r>
+      <w:r/>
       <w:r/>
     </w:p>
     <w:p>
@@ -2965,7 +3011,7 @@
     </w:p>
     <w:p>
       <w:pPr>
-        <w:pStyle w:val="710"/>
+        <w:pStyle w:val="907"/>
         <w:numPr>
           <w:ilvl w:val="0"/>
           <w:numId w:val="10"/>
@@ -2989,7 +3035,7 @@
     </w:p>
     <w:p>
       <w:pPr>
-        <w:pStyle w:val="710"/>
+        <w:pStyle w:val="907"/>
         <w:numPr>
           <w:ilvl w:val="0"/>
           <w:numId w:val="10"/>
@@ -3007,7 +3053,7 @@
     </w:p>
     <w:p>
       <w:pPr>
-        <w:pStyle w:val="710"/>
+        <w:pStyle w:val="907"/>
         <w:numPr>
           <w:ilvl w:val="0"/>
           <w:numId w:val="10"/>
@@ -3031,7 +3077,7 @@
     </w:p>
     <w:p>
       <w:pPr>
-        <w:pStyle w:val="710"/>
+        <w:pStyle w:val="907"/>
         <w:numPr>
           <w:ilvl w:val="0"/>
           <w:numId w:val="10"/>
@@ -3072,6 +3118,13 @@
         <w:jc w:val="both"/>
         <w:rPr/>
       </w:pPr>
+      <w:r>
+        <w:rPr>
+          <w:b/>
+          <w:bCs/>
+        </w:rPr>
+      </w:r>
+      <w:r/>
       <w:r>
         <w:rPr>
           <w:b/>
@@ -3241,6 +3294,86 @@
         <w:jc w:val="both"/>
         <w:rPr/>
       </w:pPr>
+      <w:r/>
+      <w:r>
+        <mc:AlternateContent>
+          <mc:Choice Requires="wpg">
+            <w:drawing>
+              <wp:anchor xmlns:wp="http://schemas.openxmlformats.org/drawingml/2006/wordprocessingDrawing" xmlns:wp14="http://schemas.microsoft.com/office/word/2010/wordprocessingDrawing" distT="0" distB="0" distL="115200" distR="115200" simplePos="0" relativeHeight="16384" behindDoc="0" locked="0" layoutInCell="1" allowOverlap="1">
+                <wp:simplePos x="0" y="0"/>
+                <wp:positionH relativeFrom="column">
+                  <wp:posOffset>-1028700</wp:posOffset>
+                </wp:positionH>
+                <wp:positionV relativeFrom="paragraph">
+                  <wp:posOffset>304592</wp:posOffset>
+                </wp:positionV>
+                <wp:extent cx="7475265" cy="4050030"/>
+                <wp:effectExtent l="0" t="0" r="0" b="0"/>
+                <wp:wrapNone/>
+                <wp:docPr id="3" name=""/>
+                <wp:cNvGraphicFramePr>
+                  <a:graphicFrameLocks xmlns:a="http://schemas.openxmlformats.org/drawingml/2006/main" noChangeAspect="1"/>
+                </wp:cNvGraphicFramePr>
+                <a:graphic xmlns:a="http://schemas.openxmlformats.org/drawingml/2006/main">
+                  <a:graphicData uri="http://schemas.openxmlformats.org/drawingml/2006/picture">
+                    <pic:pic xmlns:pic="http://schemas.openxmlformats.org/drawingml/2006/picture">
+                      <pic:nvPicPr>
+                        <pic:cNvPr id="723202945" name=""/>
+                        <pic:cNvPicPr>
+                          <a:picLocks noChangeAspect="1"/>
+                        </pic:cNvPicPr>
+                        <pic:nvPr/>
+                      </pic:nvPicPr>
+                      <pic:blipFill>
+                        <a:blip r:embed="rId11"/>
+                        <a:stretch/>
+                      </pic:blipFill>
+                      <pic:spPr bwMode="auto">
+                        <a:xfrm flipH="0" flipV="0">
+                          <a:off x="0" y="0"/>
+                          <a:ext cx="7475264" cy="4050029"/>
+                        </a:xfrm>
+                        <a:prstGeom prst="rect">
+                          <a:avLst/>
+                        </a:prstGeom>
+                      </pic:spPr>
+                    </pic:pic>
+                  </a:graphicData>
+                </a:graphic>
+              </wp:anchor>
+            </w:drawing>
+          </mc:Choice>
+          <mc:Fallback>
+            <w:pict>
+              <v:shapetype id="_x0000_t75" coordsize="21600,21600" o:spt="75" o:preferrelative="t" path="m@4@5l@4@11@9@11@9@5xe" filled="f" stroked="f">
+                <v:stroke joinstyle="miter"/>
+                <v:formulas>
+                  <v:f eqn="if lineDrawn pixelLineWidth 0"/>
+                  <v:f eqn="sum @0 1 0"/>
+                  <v:f eqn="sum 0 0 @1"/>
+                  <v:f eqn="prod @2 1 2"/>
+                  <v:f eqn="prod @3 21600 pixelWidth"/>
+                  <v:f eqn="prod @3 21600 pixelHeight"/>
+                  <v:f eqn="sum @0 0 1"/>
+                  <v:f eqn="prod @6 1 2"/>
+                  <v:f eqn="prod @7 21600 pixelWidth"/>
+                  <v:f eqn="sum @8 21600 0"/>
+                  <v:f eqn="prod @7 21600 pixelHeight"/>
+                  <v:f eqn="sum @10 21600 0"/>
+                </v:formulas>
+                <v:path o:extrusionok="f" gradientshapeok="t" o:connecttype="rect"/>
+                <o:lock v:ext="edit" aspectratio="t"/>
+              </v:shapetype>
+              <v:shape id="_x0000_i2" o:spid="_x0000_s2" type="#_x0000_t75" style="position:absolute;z-index:16384;o:allowoverlap:true;o:allowincell:true;mso-position-horizontal-relative:text;margin-left:-81.00pt;mso-position-horizontal:absolute;mso-position-vertical-relative:text;margin-top:23.98pt;mso-position-vertical:absolute;width:588.60pt;height:318.90pt;mso-wrap-distance-left:9.07pt;mso-wrap-distance-top:0.00pt;mso-wrap-distance-right:9.07pt;mso-wrap-distance-bottom:0.00pt;z-index:1;" stroked="false">
+                <v:imagedata r:id="rId11" o:title=""/>
+                <o:lock v:ext="edit" rotation="t"/>
+              </v:shape>
+            </w:pict>
+          </mc:Fallback>
+        </mc:AlternateContent>
+      </w:r>
+      <w:r/>
+      <w:r/>
       <w:r>
         <w:t xml:space="preserve">ME analiza resultados y propone ajustes con AO y CM.</w:t>
       </w:r>
@@ -3355,7 +3488,6 @@
         <w:ind/>
         <w:rPr/>
       </w:pPr>
-      <w:r/>
       <w:r>
         <w:separator/>
       </w:r>
@@ -3370,7 +3502,6 @@
         <w:ind/>
         <w:rPr/>
       </w:pPr>
-      <w:r/>
       <w:r>
         <w:continuationSeparator/>
       </w:r>
@@ -3390,7 +3521,6 @@
         <w:ind/>
         <w:rPr/>
       </w:pPr>
-      <w:r/>
       <w:r>
         <w:separator/>
       </w:r>
@@ -3405,7 +3535,6 @@
         <w:ind/>
         <w:rPr/>
       </w:pPr>
-      <w:r/>
       <w:r>
         <w:continuationSeparator/>
       </w:r>
@@ -6064,9 +6193,9 @@
     <w:lsdException w:name="Bibliography" w:uiPriority="37"/>
     <w:lsdException w:name="TOC Heading" w:uiPriority="39" w:qFormat="1"/>
   </w:latentStyles>
-  <w:style w:type="table" w:styleId="11">
+  <w:style w:type="table" w:styleId="725">
     <w:name w:val="Table Grid"/>
-    <w:basedOn w:val="693"/>
+    <w:basedOn w:val="890"/>
     <w:uiPriority w:val="59"/>
     <w:pPr>
       <w:pBdr/>
@@ -6263,9 +6392,9 @@
       </w:tcPr>
     </w:tblStylePr>
   </w:style>
-  <w:style w:type="table" w:styleId="12">
+  <w:style w:type="table" w:styleId="726">
     <w:name w:val="Table Grid Light"/>
-    <w:basedOn w:val="693"/>
+    <w:basedOn w:val="890"/>
     <w:uiPriority w:val="59"/>
     <w:pPr>
       <w:pBdr/>
@@ -6462,9 +6591,9 @@
       </w:tcPr>
     </w:tblStylePr>
   </w:style>
-  <w:style w:type="table" w:styleId="13">
+  <w:style w:type="table" w:styleId="727">
     <w:name w:val="Plain Table 1"/>
-    <w:basedOn w:val="693"/>
+    <w:basedOn w:val="890"/>
     <w:uiPriority w:val="59"/>
     <w:pPr>
       <w:pBdr/>
@@ -6687,9 +6816,9 @@
       </w:tcPr>
     </w:tblStylePr>
   </w:style>
-  <w:style w:type="table" w:styleId="14">
+  <w:style w:type="table" w:styleId="728">
     <w:name w:val="Plain Table 2"/>
-    <w:basedOn w:val="693"/>
+    <w:basedOn w:val="890"/>
     <w:uiPriority w:val="59"/>
     <w:pPr>
       <w:pBdr/>
@@ -6920,9 +7049,9 @@
       </w:tcPr>
     </w:tblStylePr>
   </w:style>
-  <w:style w:type="table" w:styleId="15">
+  <w:style w:type="table" w:styleId="729">
     <w:name w:val="Plain Table 3"/>
-    <w:basedOn w:val="693"/>
+    <w:basedOn w:val="890"/>
     <w:uiPriority w:val="99"/>
     <w:pPr>
       <w:pBdr/>
@@ -7150,9 +7279,9 @@
       </w:tcPr>
     </w:tblStylePr>
   </w:style>
-  <w:style w:type="table" w:styleId="16">
+  <w:style w:type="table" w:styleId="730">
     <w:name w:val="Plain Table 4"/>
-    <w:basedOn w:val="693"/>
+    <w:basedOn w:val="890"/>
     <w:uiPriority w:val="99"/>
     <w:pPr>
       <w:pBdr/>
@@ -7366,9 +7495,9 @@
       </w:tcPr>
     </w:tblStylePr>
   </w:style>
-  <w:style w:type="table" w:styleId="17">
+  <w:style w:type="table" w:styleId="731">
     <w:name w:val="Plain Table 5"/>
-    <w:basedOn w:val="693"/>
+    <w:basedOn w:val="890"/>
     <w:uiPriority w:val="99"/>
     <w:pPr>
       <w:pBdr/>
@@ -7599,9 +7728,9 @@
       </w:tcPr>
     </w:tblStylePr>
   </w:style>
-  <w:style w:type="table" w:styleId="18">
+  <w:style w:type="table" w:styleId="732">
     <w:name w:val="Grid Table 1 Light"/>
-    <w:basedOn w:val="693"/>
+    <w:basedOn w:val="890"/>
     <w:uiPriority w:val="99"/>
     <w:pPr>
       <w:pBdr/>
@@ -7822,9 +7951,9 @@
       </w:tcPr>
     </w:tblStylePr>
   </w:style>
-  <w:style w:type="table" w:styleId="19">
+  <w:style w:type="table" w:styleId="733">
     <w:name w:val="Grid Table 1 Light - Accent 1"/>
-    <w:basedOn w:val="693"/>
+    <w:basedOn w:val="890"/>
     <w:uiPriority w:val="99"/>
     <w:pPr>
       <w:pBdr/>
@@ -8045,9 +8174,9 @@
       </w:tcPr>
     </w:tblStylePr>
   </w:style>
-  <w:style w:type="table" w:styleId="20">
+  <w:style w:type="table" w:styleId="734">
     <w:name w:val="Grid Table 1 Light - Accent 2"/>
-    <w:basedOn w:val="693"/>
+    <w:basedOn w:val="890"/>
     <w:uiPriority w:val="99"/>
     <w:pPr>
       <w:pBdr/>
@@ -8268,9 +8397,9 @@
       </w:tcPr>
     </w:tblStylePr>
   </w:style>
-  <w:style w:type="table" w:styleId="21">
+  <w:style w:type="table" w:styleId="735">
     <w:name w:val="Grid Table 1 Light - Accent 3"/>
-    <w:basedOn w:val="693"/>
+    <w:basedOn w:val="890"/>
     <w:uiPriority w:val="99"/>
     <w:pPr>
       <w:pBdr/>
@@ -8491,9 +8620,9 @@
       </w:tcPr>
     </w:tblStylePr>
   </w:style>
-  <w:style w:type="table" w:styleId="22">
+  <w:style w:type="table" w:styleId="736">
     <w:name w:val="Grid Table 1 Light - Accent 4"/>
-    <w:basedOn w:val="693"/>
+    <w:basedOn w:val="890"/>
     <w:uiPriority w:val="99"/>
     <w:pPr>
       <w:pBdr/>
@@ -8714,9 +8843,9 @@
       </w:tcPr>
     </w:tblStylePr>
   </w:style>
-  <w:style w:type="table" w:styleId="23">
+  <w:style w:type="table" w:styleId="737">
     <w:name w:val="Grid Table 1 Light - Accent 5"/>
-    <w:basedOn w:val="693"/>
+    <w:basedOn w:val="890"/>
     <w:uiPriority w:val="99"/>
     <w:pPr>
       <w:pBdr/>
@@ -8937,9 +9066,9 @@
       </w:tcPr>
     </w:tblStylePr>
   </w:style>
-  <w:style w:type="table" w:styleId="24">
+  <w:style w:type="table" w:styleId="738">
     <w:name w:val="Grid Table 1 Light - Accent 6"/>
-    <w:basedOn w:val="693"/>
+    <w:basedOn w:val="890"/>
     <w:uiPriority w:val="99"/>
     <w:pPr>
       <w:pBdr/>
@@ -9160,9 +9289,9 @@
       </w:tcPr>
     </w:tblStylePr>
   </w:style>
-  <w:style w:type="table" w:styleId="25">
+  <w:style w:type="table" w:styleId="739">
     <w:name w:val="Grid Table 2"/>
-    <w:basedOn w:val="693"/>
+    <w:basedOn w:val="890"/>
     <w:uiPriority w:val="99"/>
     <w:pPr>
       <w:pBdr/>
@@ -9392,9 +9521,9 @@
       </w:tcPr>
     </w:tblStylePr>
   </w:style>
-  <w:style w:type="table" w:styleId="26">
+  <w:style w:type="table" w:styleId="740">
     <w:name w:val="Grid Table 2 - Accent 1"/>
-    <w:basedOn w:val="693"/>
+    <w:basedOn w:val="890"/>
     <w:uiPriority w:val="99"/>
     <w:pPr>
       <w:pBdr/>
@@ -9624,9 +9753,9 @@
       </w:tcPr>
     </w:tblStylePr>
   </w:style>
-  <w:style w:type="table" w:styleId="27">
+  <w:style w:type="table" w:styleId="741">
     <w:name w:val="Grid Table 2 - Accent 2"/>
-    <w:basedOn w:val="693"/>
+    <w:basedOn w:val="890"/>
     <w:uiPriority w:val="99"/>
     <w:pPr>
       <w:pBdr/>
@@ -9856,9 +9985,9 @@
       </w:tcPr>
     </w:tblStylePr>
   </w:style>
-  <w:style w:type="table" w:styleId="28">
+  <w:style w:type="table" w:styleId="742">
     <w:name w:val="Grid Table 2 - Accent 3"/>
-    <w:basedOn w:val="693"/>
+    <w:basedOn w:val="890"/>
     <w:uiPriority w:val="99"/>
     <w:pPr>
       <w:pBdr/>
@@ -10088,9 +10217,9 @@
       </w:tcPr>
     </w:tblStylePr>
   </w:style>
-  <w:style w:type="table" w:styleId="29">
+  <w:style w:type="table" w:styleId="743">
     <w:name w:val="Grid Table 2 - Accent 4"/>
-    <w:basedOn w:val="693"/>
+    <w:basedOn w:val="890"/>
     <w:uiPriority w:val="99"/>
     <w:pPr>
       <w:pBdr/>
@@ -10320,9 +10449,9 @@
       </w:tcPr>
     </w:tblStylePr>
   </w:style>
-  <w:style w:type="table" w:styleId="30">
+  <w:style w:type="table" w:styleId="744">
     <w:name w:val="Grid Table 2 - Accent 5"/>
-    <w:basedOn w:val="693"/>
+    <w:basedOn w:val="890"/>
     <w:uiPriority w:val="99"/>
     <w:pPr>
       <w:pBdr/>
@@ -10552,9 +10681,9 @@
       </w:tcPr>
     </w:tblStylePr>
   </w:style>
-  <w:style w:type="table" w:styleId="31">
+  <w:style w:type="table" w:styleId="745">
     <w:name w:val="Grid Table 2 - Accent 6"/>
-    <w:basedOn w:val="693"/>
+    <w:basedOn w:val="890"/>
     <w:uiPriority w:val="99"/>
     <w:pPr>
       <w:pBdr/>
@@ -10784,9 +10913,9 @@
       </w:tcPr>
     </w:tblStylePr>
   </w:style>
-  <w:style w:type="table" w:styleId="32">
+  <w:style w:type="table" w:styleId="746">
     <w:name w:val="Grid Table 3"/>
-    <w:basedOn w:val="693"/>
+    <w:basedOn w:val="890"/>
     <w:uiPriority w:val="99"/>
     <w:pPr>
       <w:pBdr/>
@@ -10885,29 +11014,6 @@
         <w:tblBorders/>
       </w:tblPr>
       <w:tcPr>
-        <w:shd w:color="ffffff"/>
-        <w:tcBorders>
-          <w:top w:val="none" w:color="000000" w:sz="4" w:space="0"/>
-          <w:left w:val="none" w:color="000000" w:sz="4" w:space="0"/>
-          <w:bottom w:val="none" w:color="000000" w:sz="4" w:space="0"/>
-          <w:right w:val="none" w:color="000000" w:sz="4" w:space="0"/>
-        </w:tcBorders>
-      </w:tcPr>
-    </w:tblStylePr>
-    <w:tblStylePr w:type="firstRow">
-      <w:rPr>
-        <w:b/>
-        <w:color w:val="404040"/>
-      </w:rPr>
-      <w:pPr>
-        <w:pBdr/>
-        <w:spacing/>
-        <w:ind/>
-      </w:pPr>
-      <w:tblPr>
-        <w:tblBorders/>
-      </w:tblPr>
-      <w:tcPr>
         <w:shd w:val="clear" w:color="ffffff"/>
         <w:tcBorders>
           <w:top w:val="none" w:color="000000" w:sz="4" w:space="0"/>
@@ -10917,30 +11023,7 @@
         </w:tcBorders>
       </w:tcPr>
     </w:tblStylePr>
-    <w:tblStylePr w:type="lastCol">
-      <w:rPr>
-        <w:i/>
-        <w:color w:val="404040"/>
-      </w:rPr>
-      <w:pPr>
-        <w:pBdr/>
-        <w:spacing/>
-        <w:ind/>
-      </w:pPr>
-      <w:tblPr>
-        <w:tblBorders/>
-      </w:tblPr>
-      <w:tcPr>
-        <w:shd w:color="ffffff"/>
-        <w:tcBorders>
-          <w:top w:val="none" w:color="000000" w:sz="4" w:space="0"/>
-          <w:left w:val="none" w:color="000000" w:sz="4" w:space="0"/>
-          <w:bottom w:val="none" w:color="000000" w:sz="4" w:space="0"/>
-          <w:right w:val="none" w:color="000000" w:sz="4" w:space="0"/>
-        </w:tcBorders>
-      </w:tcPr>
-    </w:tblStylePr>
-    <w:tblStylePr w:type="lastRow">
+    <w:tblStylePr w:type="firstRow">
       <w:rPr>
         <w:b/>
         <w:color w:val="404040"/>
@@ -10963,6 +11046,52 @@
         </w:tcBorders>
       </w:tcPr>
     </w:tblStylePr>
+    <w:tblStylePr w:type="lastCol">
+      <w:rPr>
+        <w:i/>
+        <w:color w:val="404040"/>
+      </w:rPr>
+      <w:pPr>
+        <w:pBdr/>
+        <w:spacing/>
+        <w:ind/>
+      </w:pPr>
+      <w:tblPr>
+        <w:tblBorders/>
+      </w:tblPr>
+      <w:tcPr>
+        <w:shd w:val="clear" w:color="ffffff"/>
+        <w:tcBorders>
+          <w:top w:val="none" w:color="000000" w:sz="4" w:space="0"/>
+          <w:left w:val="none" w:color="000000" w:sz="4" w:space="0"/>
+          <w:bottom w:val="none" w:color="000000" w:sz="4" w:space="0"/>
+          <w:right w:val="none" w:color="000000" w:sz="4" w:space="0"/>
+        </w:tcBorders>
+      </w:tcPr>
+    </w:tblStylePr>
+    <w:tblStylePr w:type="lastRow">
+      <w:rPr>
+        <w:b/>
+        <w:color w:val="404040"/>
+      </w:rPr>
+      <w:pPr>
+        <w:pBdr/>
+        <w:spacing/>
+        <w:ind/>
+      </w:pPr>
+      <w:tblPr>
+        <w:tblBorders/>
+      </w:tblPr>
+      <w:tcPr>
+        <w:shd w:val="clear" w:color="ffffff"/>
+        <w:tcBorders>
+          <w:top w:val="none" w:color="000000" w:sz="4" w:space="0"/>
+          <w:left w:val="none" w:color="000000" w:sz="4" w:space="0"/>
+          <w:bottom w:val="none" w:color="000000" w:sz="4" w:space="0"/>
+          <w:right w:val="none" w:color="000000" w:sz="4" w:space="0"/>
+        </w:tcBorders>
+      </w:tcPr>
+    </w:tblStylePr>
     <w:tblStylePr w:type="nwCell">
       <w:pPr>
         <w:pBdr/>
@@ -11029,9 +11158,9 @@
       </w:tcPr>
     </w:tblStylePr>
   </w:style>
-  <w:style w:type="table" w:styleId="33">
+  <w:style w:type="table" w:styleId="747">
     <w:name w:val="Grid Table 3 - Accent 1"/>
-    <w:basedOn w:val="693"/>
+    <w:basedOn w:val="890"/>
     <w:uiPriority w:val="99"/>
     <w:pPr>
       <w:pBdr/>
@@ -11130,29 +11259,6 @@
         <w:tblBorders/>
       </w:tblPr>
       <w:tcPr>
-        <w:shd w:color="ffffff"/>
-        <w:tcBorders>
-          <w:top w:val="none" w:color="000000" w:sz="4" w:space="0"/>
-          <w:left w:val="none" w:color="000000" w:sz="4" w:space="0"/>
-          <w:bottom w:val="none" w:color="000000" w:sz="4" w:space="0"/>
-          <w:right w:val="none" w:color="000000" w:sz="4" w:space="0"/>
-        </w:tcBorders>
-      </w:tcPr>
-    </w:tblStylePr>
-    <w:tblStylePr w:type="firstRow">
-      <w:rPr>
-        <w:b/>
-        <w:color w:val="404040"/>
-      </w:rPr>
-      <w:pPr>
-        <w:pBdr/>
-        <w:spacing/>
-        <w:ind/>
-      </w:pPr>
-      <w:tblPr>
-        <w:tblBorders/>
-      </w:tblPr>
-      <w:tcPr>
         <w:shd w:val="clear" w:color="ffffff"/>
         <w:tcBorders>
           <w:top w:val="none" w:color="000000" w:sz="4" w:space="0"/>
@@ -11162,30 +11268,7 @@
         </w:tcBorders>
       </w:tcPr>
     </w:tblStylePr>
-    <w:tblStylePr w:type="lastCol">
-      <w:rPr>
-        <w:i/>
-        <w:color w:val="404040"/>
-      </w:rPr>
-      <w:pPr>
-        <w:pBdr/>
-        <w:spacing/>
-        <w:ind/>
-      </w:pPr>
-      <w:tblPr>
-        <w:tblBorders/>
-      </w:tblPr>
-      <w:tcPr>
-        <w:shd w:color="ffffff"/>
-        <w:tcBorders>
-          <w:top w:val="none" w:color="000000" w:sz="4" w:space="0"/>
-          <w:left w:val="none" w:color="000000" w:sz="4" w:space="0"/>
-          <w:bottom w:val="none" w:color="000000" w:sz="4" w:space="0"/>
-          <w:right w:val="none" w:color="000000" w:sz="4" w:space="0"/>
-        </w:tcBorders>
-      </w:tcPr>
-    </w:tblStylePr>
-    <w:tblStylePr w:type="lastRow">
+    <w:tblStylePr w:type="firstRow">
       <w:rPr>
         <w:b/>
         <w:color w:val="404040"/>
@@ -11208,6 +11291,52 @@
         </w:tcBorders>
       </w:tcPr>
     </w:tblStylePr>
+    <w:tblStylePr w:type="lastCol">
+      <w:rPr>
+        <w:i/>
+        <w:color w:val="404040"/>
+      </w:rPr>
+      <w:pPr>
+        <w:pBdr/>
+        <w:spacing/>
+        <w:ind/>
+      </w:pPr>
+      <w:tblPr>
+        <w:tblBorders/>
+      </w:tblPr>
+      <w:tcPr>
+        <w:shd w:val="clear" w:color="ffffff"/>
+        <w:tcBorders>
+          <w:top w:val="none" w:color="000000" w:sz="4" w:space="0"/>
+          <w:left w:val="none" w:color="000000" w:sz="4" w:space="0"/>
+          <w:bottom w:val="none" w:color="000000" w:sz="4" w:space="0"/>
+          <w:right w:val="none" w:color="000000" w:sz="4" w:space="0"/>
+        </w:tcBorders>
+      </w:tcPr>
+    </w:tblStylePr>
+    <w:tblStylePr w:type="lastRow">
+      <w:rPr>
+        <w:b/>
+        <w:color w:val="404040"/>
+      </w:rPr>
+      <w:pPr>
+        <w:pBdr/>
+        <w:spacing/>
+        <w:ind/>
+      </w:pPr>
+      <w:tblPr>
+        <w:tblBorders/>
+      </w:tblPr>
+      <w:tcPr>
+        <w:shd w:val="clear" w:color="ffffff"/>
+        <w:tcBorders>
+          <w:top w:val="none" w:color="000000" w:sz="4" w:space="0"/>
+          <w:left w:val="none" w:color="000000" w:sz="4" w:space="0"/>
+          <w:bottom w:val="none" w:color="000000" w:sz="4" w:space="0"/>
+          <w:right w:val="none" w:color="000000" w:sz="4" w:space="0"/>
+        </w:tcBorders>
+      </w:tcPr>
+    </w:tblStylePr>
     <w:tblStylePr w:type="nwCell">
       <w:pPr>
         <w:pBdr/>
@@ -11274,9 +11403,9 @@
       </w:tcPr>
     </w:tblStylePr>
   </w:style>
-  <w:style w:type="table" w:styleId="34">
+  <w:style w:type="table" w:styleId="748">
     <w:name w:val="Grid Table 3 - Accent 2"/>
-    <w:basedOn w:val="693"/>
+    <w:basedOn w:val="890"/>
     <w:uiPriority w:val="99"/>
     <w:pPr>
       <w:pBdr/>
@@ -11375,29 +11504,6 @@
         <w:tblBorders/>
       </w:tblPr>
       <w:tcPr>
-        <w:shd w:color="ffffff"/>
-        <w:tcBorders>
-          <w:top w:val="none" w:color="000000" w:sz="4" w:space="0"/>
-          <w:left w:val="none" w:color="000000" w:sz="4" w:space="0"/>
-          <w:bottom w:val="none" w:color="000000" w:sz="4" w:space="0"/>
-          <w:right w:val="none" w:color="000000" w:sz="4" w:space="0"/>
-        </w:tcBorders>
-      </w:tcPr>
-    </w:tblStylePr>
-    <w:tblStylePr w:type="firstRow">
-      <w:rPr>
-        <w:b/>
-        <w:color w:val="404040"/>
-      </w:rPr>
-      <w:pPr>
-        <w:pBdr/>
-        <w:spacing/>
-        <w:ind/>
-      </w:pPr>
-      <w:tblPr>
-        <w:tblBorders/>
-      </w:tblPr>
-      <w:tcPr>
         <w:shd w:val="clear" w:color="ffffff"/>
         <w:tcBorders>
           <w:top w:val="none" w:color="000000" w:sz="4" w:space="0"/>
@@ -11407,30 +11513,7 @@
         </w:tcBorders>
       </w:tcPr>
     </w:tblStylePr>
-    <w:tblStylePr w:type="lastCol">
-      <w:rPr>
-        <w:i/>
-        <w:color w:val="404040"/>
-      </w:rPr>
-      <w:pPr>
-        <w:pBdr/>
-        <w:spacing/>
-        <w:ind/>
-      </w:pPr>
-      <w:tblPr>
-        <w:tblBorders/>
-      </w:tblPr>
-      <w:tcPr>
-        <w:shd w:color="ffffff"/>
-        <w:tcBorders>
-          <w:top w:val="none" w:color="000000" w:sz="4" w:space="0"/>
-          <w:left w:val="none" w:color="000000" w:sz="4" w:space="0"/>
-          <w:bottom w:val="none" w:color="000000" w:sz="4" w:space="0"/>
-          <w:right w:val="none" w:color="000000" w:sz="4" w:space="0"/>
-        </w:tcBorders>
-      </w:tcPr>
-    </w:tblStylePr>
-    <w:tblStylePr w:type="lastRow">
+    <w:tblStylePr w:type="firstRow">
       <w:rPr>
         <w:b/>
         <w:color w:val="404040"/>
@@ -11453,6 +11536,52 @@
         </w:tcBorders>
       </w:tcPr>
     </w:tblStylePr>
+    <w:tblStylePr w:type="lastCol">
+      <w:rPr>
+        <w:i/>
+        <w:color w:val="404040"/>
+      </w:rPr>
+      <w:pPr>
+        <w:pBdr/>
+        <w:spacing/>
+        <w:ind/>
+      </w:pPr>
+      <w:tblPr>
+        <w:tblBorders/>
+      </w:tblPr>
+      <w:tcPr>
+        <w:shd w:val="clear" w:color="ffffff"/>
+        <w:tcBorders>
+          <w:top w:val="none" w:color="000000" w:sz="4" w:space="0"/>
+          <w:left w:val="none" w:color="000000" w:sz="4" w:space="0"/>
+          <w:bottom w:val="none" w:color="000000" w:sz="4" w:space="0"/>
+          <w:right w:val="none" w:color="000000" w:sz="4" w:space="0"/>
+        </w:tcBorders>
+      </w:tcPr>
+    </w:tblStylePr>
+    <w:tblStylePr w:type="lastRow">
+      <w:rPr>
+        <w:b/>
+        <w:color w:val="404040"/>
+      </w:rPr>
+      <w:pPr>
+        <w:pBdr/>
+        <w:spacing/>
+        <w:ind/>
+      </w:pPr>
+      <w:tblPr>
+        <w:tblBorders/>
+      </w:tblPr>
+      <w:tcPr>
+        <w:shd w:val="clear" w:color="ffffff"/>
+        <w:tcBorders>
+          <w:top w:val="none" w:color="000000" w:sz="4" w:space="0"/>
+          <w:left w:val="none" w:color="000000" w:sz="4" w:space="0"/>
+          <w:bottom w:val="none" w:color="000000" w:sz="4" w:space="0"/>
+          <w:right w:val="none" w:color="000000" w:sz="4" w:space="0"/>
+        </w:tcBorders>
+      </w:tcPr>
+    </w:tblStylePr>
     <w:tblStylePr w:type="nwCell">
       <w:pPr>
         <w:pBdr/>
@@ -11519,9 +11648,9 @@
       </w:tcPr>
     </w:tblStylePr>
   </w:style>
-  <w:style w:type="table" w:styleId="35">
+  <w:style w:type="table" w:styleId="749">
     <w:name w:val="Grid Table 3 - Accent 3"/>
-    <w:basedOn w:val="693"/>
+    <w:basedOn w:val="890"/>
     <w:uiPriority w:val="99"/>
     <w:pPr>
       <w:pBdr/>
@@ -11620,29 +11749,6 @@
         <w:tblBorders/>
       </w:tblPr>
       <w:tcPr>
-        <w:shd w:color="ffffff"/>
-        <w:tcBorders>
-          <w:top w:val="none" w:color="000000" w:sz="4" w:space="0"/>
-          <w:left w:val="none" w:color="000000" w:sz="4" w:space="0"/>
-          <w:bottom w:val="none" w:color="000000" w:sz="4" w:space="0"/>
-          <w:right w:val="none" w:color="000000" w:sz="4" w:space="0"/>
-        </w:tcBorders>
-      </w:tcPr>
-    </w:tblStylePr>
-    <w:tblStylePr w:type="firstRow">
-      <w:rPr>
-        <w:b/>
-        <w:color w:val="404040"/>
-      </w:rPr>
-      <w:pPr>
-        <w:pBdr/>
-        <w:spacing/>
-        <w:ind/>
-      </w:pPr>
-      <w:tblPr>
-        <w:tblBorders/>
-      </w:tblPr>
-      <w:tcPr>
         <w:shd w:val="clear" w:color="ffffff"/>
         <w:tcBorders>
           <w:top w:val="none" w:color="000000" w:sz="4" w:space="0"/>
@@ -11652,30 +11758,7 @@
         </w:tcBorders>
       </w:tcPr>
     </w:tblStylePr>
-    <w:tblStylePr w:type="lastCol">
-      <w:rPr>
-        <w:i/>
-        <w:color w:val="404040"/>
-      </w:rPr>
-      <w:pPr>
-        <w:pBdr/>
-        <w:spacing/>
-        <w:ind/>
-      </w:pPr>
-      <w:tblPr>
-        <w:tblBorders/>
-      </w:tblPr>
-      <w:tcPr>
-        <w:shd w:color="ffffff"/>
-        <w:tcBorders>
-          <w:top w:val="none" w:color="000000" w:sz="4" w:space="0"/>
-          <w:left w:val="none" w:color="000000" w:sz="4" w:space="0"/>
-          <w:bottom w:val="none" w:color="000000" w:sz="4" w:space="0"/>
-          <w:right w:val="none" w:color="000000" w:sz="4" w:space="0"/>
-        </w:tcBorders>
-      </w:tcPr>
-    </w:tblStylePr>
-    <w:tblStylePr w:type="lastRow">
+    <w:tblStylePr w:type="firstRow">
       <w:rPr>
         <w:b/>
         <w:color w:val="404040"/>
@@ -11698,6 +11781,52 @@
         </w:tcBorders>
       </w:tcPr>
     </w:tblStylePr>
+    <w:tblStylePr w:type="lastCol">
+      <w:rPr>
+        <w:i/>
+        <w:color w:val="404040"/>
+      </w:rPr>
+      <w:pPr>
+        <w:pBdr/>
+        <w:spacing/>
+        <w:ind/>
+      </w:pPr>
+      <w:tblPr>
+        <w:tblBorders/>
+      </w:tblPr>
+      <w:tcPr>
+        <w:shd w:val="clear" w:color="ffffff"/>
+        <w:tcBorders>
+          <w:top w:val="none" w:color="000000" w:sz="4" w:space="0"/>
+          <w:left w:val="none" w:color="000000" w:sz="4" w:space="0"/>
+          <w:bottom w:val="none" w:color="000000" w:sz="4" w:space="0"/>
+          <w:right w:val="none" w:color="000000" w:sz="4" w:space="0"/>
+        </w:tcBorders>
+      </w:tcPr>
+    </w:tblStylePr>
+    <w:tblStylePr w:type="lastRow">
+      <w:rPr>
+        <w:b/>
+        <w:color w:val="404040"/>
+      </w:rPr>
+      <w:pPr>
+        <w:pBdr/>
+        <w:spacing/>
+        <w:ind/>
+      </w:pPr>
+      <w:tblPr>
+        <w:tblBorders/>
+      </w:tblPr>
+      <w:tcPr>
+        <w:shd w:val="clear" w:color="ffffff"/>
+        <w:tcBorders>
+          <w:top w:val="none" w:color="000000" w:sz="4" w:space="0"/>
+          <w:left w:val="none" w:color="000000" w:sz="4" w:space="0"/>
+          <w:bottom w:val="none" w:color="000000" w:sz="4" w:space="0"/>
+          <w:right w:val="none" w:color="000000" w:sz="4" w:space="0"/>
+        </w:tcBorders>
+      </w:tcPr>
+    </w:tblStylePr>
     <w:tblStylePr w:type="nwCell">
       <w:pPr>
         <w:pBdr/>
@@ -11764,9 +11893,9 @@
       </w:tcPr>
     </w:tblStylePr>
   </w:style>
-  <w:style w:type="table" w:styleId="36">
+  <w:style w:type="table" w:styleId="750">
     <w:name w:val="Grid Table 3 - Accent 4"/>
-    <w:basedOn w:val="693"/>
+    <w:basedOn w:val="890"/>
     <w:uiPriority w:val="99"/>
     <w:pPr>
       <w:pBdr/>
@@ -11865,29 +11994,6 @@
         <w:tblBorders/>
       </w:tblPr>
       <w:tcPr>
-        <w:shd w:color="ffffff"/>
-        <w:tcBorders>
-          <w:top w:val="none" w:color="000000" w:sz="4" w:space="0"/>
-          <w:left w:val="none" w:color="000000" w:sz="4" w:space="0"/>
-          <w:bottom w:val="none" w:color="000000" w:sz="4" w:space="0"/>
-          <w:right w:val="none" w:color="000000" w:sz="4" w:space="0"/>
-        </w:tcBorders>
-      </w:tcPr>
-    </w:tblStylePr>
-    <w:tblStylePr w:type="firstRow">
-      <w:rPr>
-        <w:b/>
-        <w:color w:val="404040"/>
-      </w:rPr>
-      <w:pPr>
-        <w:pBdr/>
-        <w:spacing/>
-        <w:ind/>
-      </w:pPr>
-      <w:tblPr>
-        <w:tblBorders/>
-      </w:tblPr>
-      <w:tcPr>
         <w:shd w:val="clear" w:color="ffffff"/>
         <w:tcBorders>
           <w:top w:val="none" w:color="000000" w:sz="4" w:space="0"/>
@@ -11897,30 +12003,7 @@
         </w:tcBorders>
       </w:tcPr>
     </w:tblStylePr>
-    <w:tblStylePr w:type="lastCol">
-      <w:rPr>
-        <w:i/>
-        <w:color w:val="404040"/>
-      </w:rPr>
-      <w:pPr>
-        <w:pBdr/>
-        <w:spacing/>
-        <w:ind/>
-      </w:pPr>
-      <w:tblPr>
-        <w:tblBorders/>
-      </w:tblPr>
-      <w:tcPr>
-        <w:shd w:color="ffffff"/>
-        <w:tcBorders>
-          <w:top w:val="none" w:color="000000" w:sz="4" w:space="0"/>
-          <w:left w:val="none" w:color="000000" w:sz="4" w:space="0"/>
-          <w:bottom w:val="none" w:color="000000" w:sz="4" w:space="0"/>
-          <w:right w:val="none" w:color="000000" w:sz="4" w:space="0"/>
-        </w:tcBorders>
-      </w:tcPr>
-    </w:tblStylePr>
-    <w:tblStylePr w:type="lastRow">
+    <w:tblStylePr w:type="firstRow">
       <w:rPr>
         <w:b/>
         <w:color w:val="404040"/>
@@ -11943,6 +12026,52 @@
         </w:tcBorders>
       </w:tcPr>
     </w:tblStylePr>
+    <w:tblStylePr w:type="lastCol">
+      <w:rPr>
+        <w:i/>
+        <w:color w:val="404040"/>
+      </w:rPr>
+      <w:pPr>
+        <w:pBdr/>
+        <w:spacing/>
+        <w:ind/>
+      </w:pPr>
+      <w:tblPr>
+        <w:tblBorders/>
+      </w:tblPr>
+      <w:tcPr>
+        <w:shd w:val="clear" w:color="ffffff"/>
+        <w:tcBorders>
+          <w:top w:val="none" w:color="000000" w:sz="4" w:space="0"/>
+          <w:left w:val="none" w:color="000000" w:sz="4" w:space="0"/>
+          <w:bottom w:val="none" w:color="000000" w:sz="4" w:space="0"/>
+          <w:right w:val="none" w:color="000000" w:sz="4" w:space="0"/>
+        </w:tcBorders>
+      </w:tcPr>
+    </w:tblStylePr>
+    <w:tblStylePr w:type="lastRow">
+      <w:rPr>
+        <w:b/>
+        <w:color w:val="404040"/>
+      </w:rPr>
+      <w:pPr>
+        <w:pBdr/>
+        <w:spacing/>
+        <w:ind/>
+      </w:pPr>
+      <w:tblPr>
+        <w:tblBorders/>
+      </w:tblPr>
+      <w:tcPr>
+        <w:shd w:val="clear" w:color="ffffff"/>
+        <w:tcBorders>
+          <w:top w:val="none" w:color="000000" w:sz="4" w:space="0"/>
+          <w:left w:val="none" w:color="000000" w:sz="4" w:space="0"/>
+          <w:bottom w:val="none" w:color="000000" w:sz="4" w:space="0"/>
+          <w:right w:val="none" w:color="000000" w:sz="4" w:space="0"/>
+        </w:tcBorders>
+      </w:tcPr>
+    </w:tblStylePr>
     <w:tblStylePr w:type="nwCell">
       <w:pPr>
         <w:pBdr/>
@@ -12009,9 +12138,9 @@
       </w:tcPr>
     </w:tblStylePr>
   </w:style>
-  <w:style w:type="table" w:styleId="37">
+  <w:style w:type="table" w:styleId="751">
     <w:name w:val="Grid Table 3 - Accent 5"/>
-    <w:basedOn w:val="693"/>
+    <w:basedOn w:val="890"/>
     <w:uiPriority w:val="99"/>
     <w:pPr>
       <w:pBdr/>
@@ -12110,29 +12239,6 @@
         <w:tblBorders/>
       </w:tblPr>
       <w:tcPr>
-        <w:shd w:color="ffffff"/>
-        <w:tcBorders>
-          <w:top w:val="none" w:color="000000" w:sz="4" w:space="0"/>
-          <w:left w:val="none" w:color="000000" w:sz="4" w:space="0"/>
-          <w:bottom w:val="none" w:color="000000" w:sz="4" w:space="0"/>
-          <w:right w:val="none" w:color="000000" w:sz="4" w:space="0"/>
-        </w:tcBorders>
-      </w:tcPr>
-    </w:tblStylePr>
-    <w:tblStylePr w:type="firstRow">
-      <w:rPr>
-        <w:b/>
-        <w:color w:val="404040"/>
-      </w:rPr>
-      <w:pPr>
-        <w:pBdr/>
-        <w:spacing/>
-        <w:ind/>
-      </w:pPr>
-      <w:tblPr>
-        <w:tblBorders/>
-      </w:tblPr>
-      <w:tcPr>
         <w:shd w:val="clear" w:color="ffffff"/>
         <w:tcBorders>
           <w:top w:val="none" w:color="000000" w:sz="4" w:space="0"/>
@@ -12142,30 +12248,7 @@
         </w:tcBorders>
       </w:tcPr>
     </w:tblStylePr>
-    <w:tblStylePr w:type="lastCol">
-      <w:rPr>
-        <w:i/>
-        <w:color w:val="404040"/>
-      </w:rPr>
-      <w:pPr>
-        <w:pBdr/>
-        <w:spacing/>
-        <w:ind/>
-      </w:pPr>
-      <w:tblPr>
-        <w:tblBorders/>
-      </w:tblPr>
-      <w:tcPr>
-        <w:shd w:color="ffffff"/>
-        <w:tcBorders>
-          <w:top w:val="none" w:color="000000" w:sz="4" w:space="0"/>
-          <w:left w:val="none" w:color="000000" w:sz="4" w:space="0"/>
-          <w:bottom w:val="none" w:color="000000" w:sz="4" w:space="0"/>
-          <w:right w:val="none" w:color="000000" w:sz="4" w:space="0"/>
-        </w:tcBorders>
-      </w:tcPr>
-    </w:tblStylePr>
-    <w:tblStylePr w:type="lastRow">
+    <w:tblStylePr w:type="firstRow">
       <w:rPr>
         <w:b/>
         <w:color w:val="404040"/>
@@ -12188,6 +12271,52 @@
         </w:tcBorders>
       </w:tcPr>
     </w:tblStylePr>
+    <w:tblStylePr w:type="lastCol">
+      <w:rPr>
+        <w:i/>
+        <w:color w:val="404040"/>
+      </w:rPr>
+      <w:pPr>
+        <w:pBdr/>
+        <w:spacing/>
+        <w:ind/>
+      </w:pPr>
+      <w:tblPr>
+        <w:tblBorders/>
+      </w:tblPr>
+      <w:tcPr>
+        <w:shd w:val="clear" w:color="ffffff"/>
+        <w:tcBorders>
+          <w:top w:val="none" w:color="000000" w:sz="4" w:space="0"/>
+          <w:left w:val="none" w:color="000000" w:sz="4" w:space="0"/>
+          <w:bottom w:val="none" w:color="000000" w:sz="4" w:space="0"/>
+          <w:right w:val="none" w:color="000000" w:sz="4" w:space="0"/>
+        </w:tcBorders>
+      </w:tcPr>
+    </w:tblStylePr>
+    <w:tblStylePr w:type="lastRow">
+      <w:rPr>
+        <w:b/>
+        <w:color w:val="404040"/>
+      </w:rPr>
+      <w:pPr>
+        <w:pBdr/>
+        <w:spacing/>
+        <w:ind/>
+      </w:pPr>
+      <w:tblPr>
+        <w:tblBorders/>
+      </w:tblPr>
+      <w:tcPr>
+        <w:shd w:val="clear" w:color="ffffff"/>
+        <w:tcBorders>
+          <w:top w:val="none" w:color="000000" w:sz="4" w:space="0"/>
+          <w:left w:val="none" w:color="000000" w:sz="4" w:space="0"/>
+          <w:bottom w:val="none" w:color="000000" w:sz="4" w:space="0"/>
+          <w:right w:val="none" w:color="000000" w:sz="4" w:space="0"/>
+        </w:tcBorders>
+      </w:tcPr>
+    </w:tblStylePr>
     <w:tblStylePr w:type="nwCell">
       <w:pPr>
         <w:pBdr/>
@@ -12254,9 +12383,9 @@
       </w:tcPr>
     </w:tblStylePr>
   </w:style>
-  <w:style w:type="table" w:styleId="38">
+  <w:style w:type="table" w:styleId="752">
     <w:name w:val="Grid Table 3 - Accent 6"/>
-    <w:basedOn w:val="693"/>
+    <w:basedOn w:val="890"/>
     <w:uiPriority w:val="99"/>
     <w:pPr>
       <w:pBdr/>
@@ -12355,29 +12484,6 @@
         <w:tblBorders/>
       </w:tblPr>
       <w:tcPr>
-        <w:shd w:color="ffffff"/>
-        <w:tcBorders>
-          <w:top w:val="none" w:color="000000" w:sz="4" w:space="0"/>
-          <w:left w:val="none" w:color="000000" w:sz="4" w:space="0"/>
-          <w:bottom w:val="none" w:color="000000" w:sz="4" w:space="0"/>
-          <w:right w:val="none" w:color="000000" w:sz="4" w:space="0"/>
-        </w:tcBorders>
-      </w:tcPr>
-    </w:tblStylePr>
-    <w:tblStylePr w:type="firstRow">
-      <w:rPr>
-        <w:b/>
-        <w:color w:val="404040"/>
-      </w:rPr>
-      <w:pPr>
-        <w:pBdr/>
-        <w:spacing/>
-        <w:ind/>
-      </w:pPr>
-      <w:tblPr>
-        <w:tblBorders/>
-      </w:tblPr>
-      <w:tcPr>
         <w:shd w:val="clear" w:color="ffffff"/>
         <w:tcBorders>
           <w:top w:val="none" w:color="000000" w:sz="4" w:space="0"/>
@@ -12387,30 +12493,7 @@
         </w:tcBorders>
       </w:tcPr>
     </w:tblStylePr>
-    <w:tblStylePr w:type="lastCol">
-      <w:rPr>
-        <w:i/>
-        <w:color w:val="404040"/>
-      </w:rPr>
-      <w:pPr>
-        <w:pBdr/>
-        <w:spacing/>
-        <w:ind/>
-      </w:pPr>
-      <w:tblPr>
-        <w:tblBorders/>
-      </w:tblPr>
-      <w:tcPr>
-        <w:shd w:color="ffffff"/>
-        <w:tcBorders>
-          <w:top w:val="none" w:color="000000" w:sz="4" w:space="0"/>
-          <w:left w:val="none" w:color="000000" w:sz="4" w:space="0"/>
-          <w:bottom w:val="none" w:color="000000" w:sz="4" w:space="0"/>
-          <w:right w:val="none" w:color="000000" w:sz="4" w:space="0"/>
-        </w:tcBorders>
-      </w:tcPr>
-    </w:tblStylePr>
-    <w:tblStylePr w:type="lastRow">
+    <w:tblStylePr w:type="firstRow">
       <w:rPr>
         <w:b/>
         <w:color w:val="404040"/>
@@ -12433,6 +12516,52 @@
         </w:tcBorders>
       </w:tcPr>
     </w:tblStylePr>
+    <w:tblStylePr w:type="lastCol">
+      <w:rPr>
+        <w:i/>
+        <w:color w:val="404040"/>
+      </w:rPr>
+      <w:pPr>
+        <w:pBdr/>
+        <w:spacing/>
+        <w:ind/>
+      </w:pPr>
+      <w:tblPr>
+        <w:tblBorders/>
+      </w:tblPr>
+      <w:tcPr>
+        <w:shd w:val="clear" w:color="ffffff"/>
+        <w:tcBorders>
+          <w:top w:val="none" w:color="000000" w:sz="4" w:space="0"/>
+          <w:left w:val="none" w:color="000000" w:sz="4" w:space="0"/>
+          <w:bottom w:val="none" w:color="000000" w:sz="4" w:space="0"/>
+          <w:right w:val="none" w:color="000000" w:sz="4" w:space="0"/>
+        </w:tcBorders>
+      </w:tcPr>
+    </w:tblStylePr>
+    <w:tblStylePr w:type="lastRow">
+      <w:rPr>
+        <w:b/>
+        <w:color w:val="404040"/>
+      </w:rPr>
+      <w:pPr>
+        <w:pBdr/>
+        <w:spacing/>
+        <w:ind/>
+      </w:pPr>
+      <w:tblPr>
+        <w:tblBorders/>
+      </w:tblPr>
+      <w:tcPr>
+        <w:shd w:val="clear" w:color="ffffff"/>
+        <w:tcBorders>
+          <w:top w:val="none" w:color="000000" w:sz="4" w:space="0"/>
+          <w:left w:val="none" w:color="000000" w:sz="4" w:space="0"/>
+          <w:bottom w:val="none" w:color="000000" w:sz="4" w:space="0"/>
+          <w:right w:val="none" w:color="000000" w:sz="4" w:space="0"/>
+        </w:tcBorders>
+      </w:tcPr>
+    </w:tblStylePr>
     <w:tblStylePr w:type="nwCell">
       <w:pPr>
         <w:pBdr/>
@@ -12499,9 +12628,9 @@
       </w:tcPr>
     </w:tblStylePr>
   </w:style>
-  <w:style w:type="table" w:styleId="39">
+  <w:style w:type="table" w:styleId="753">
     <w:name w:val="Grid Table 4"/>
-    <w:basedOn w:val="693"/>
+    <w:basedOn w:val="890"/>
     <w:uiPriority w:val="59"/>
     <w:pPr>
       <w:pBdr/>
@@ -12732,9 +12861,9 @@
       </w:tcPr>
     </w:tblStylePr>
   </w:style>
-  <w:style w:type="table" w:styleId="40">
+  <w:style w:type="table" w:styleId="754">
     <w:name w:val="Grid Table 4 - Accent 1"/>
-    <w:basedOn w:val="693"/>
+    <w:basedOn w:val="890"/>
     <w:uiPriority w:val="59"/>
     <w:pPr>
       <w:pBdr/>
@@ -12965,9 +13094,9 @@
       </w:tcPr>
     </w:tblStylePr>
   </w:style>
-  <w:style w:type="table" w:styleId="41">
+  <w:style w:type="table" w:styleId="755">
     <w:name w:val="Grid Table 4 - Accent 2"/>
-    <w:basedOn w:val="693"/>
+    <w:basedOn w:val="890"/>
     <w:uiPriority w:val="59"/>
     <w:pPr>
       <w:pBdr/>
@@ -13198,9 +13327,9 @@
       </w:tcPr>
     </w:tblStylePr>
   </w:style>
-  <w:style w:type="table" w:styleId="42">
+  <w:style w:type="table" w:styleId="756">
     <w:name w:val="Grid Table 4 - Accent 3"/>
-    <w:basedOn w:val="693"/>
+    <w:basedOn w:val="890"/>
     <w:uiPriority w:val="59"/>
     <w:pPr>
       <w:pBdr/>
@@ -13431,9 +13560,9 @@
       </w:tcPr>
     </w:tblStylePr>
   </w:style>
-  <w:style w:type="table" w:styleId="43">
+  <w:style w:type="table" w:styleId="757">
     <w:name w:val="Grid Table 4 - Accent 4"/>
-    <w:basedOn w:val="693"/>
+    <w:basedOn w:val="890"/>
     <w:uiPriority w:val="59"/>
     <w:pPr>
       <w:pBdr/>
@@ -13664,9 +13793,9 @@
       </w:tcPr>
     </w:tblStylePr>
   </w:style>
-  <w:style w:type="table" w:styleId="44">
+  <w:style w:type="table" w:styleId="758">
     <w:name w:val="Grid Table 4 - Accent 5"/>
-    <w:basedOn w:val="693"/>
+    <w:basedOn w:val="890"/>
     <w:uiPriority w:val="59"/>
     <w:pPr>
       <w:pBdr/>
@@ -13897,9 +14026,9 @@
       </w:tcPr>
     </w:tblStylePr>
   </w:style>
-  <w:style w:type="table" w:styleId="45">
+  <w:style w:type="table" w:styleId="759">
     <w:name w:val="Grid Table 4 - Accent 6"/>
-    <w:basedOn w:val="693"/>
+    <w:basedOn w:val="890"/>
     <w:uiPriority w:val="59"/>
     <w:pPr>
       <w:pBdr/>
@@ -14130,9 +14259,9 @@
       </w:tcPr>
     </w:tblStylePr>
   </w:style>
-  <w:style w:type="table" w:styleId="46">
+  <w:style w:type="table" w:styleId="760">
     <w:name w:val="Grid Table 5 Dark"/>
-    <w:basedOn w:val="693"/>
+    <w:basedOn w:val="890"/>
     <w:uiPriority w:val="99"/>
     <w:pPr>
       <w:pBdr/>
@@ -14358,9 +14487,9 @@
       </w:tcPr>
     </w:tblStylePr>
   </w:style>
-  <w:style w:type="table" w:styleId="47">
+  <w:style w:type="table" w:styleId="761">
     <w:name w:val="Grid Table 5 Dark- Accent 1"/>
-    <w:basedOn w:val="693"/>
+    <w:basedOn w:val="890"/>
     <w:uiPriority w:val="99"/>
     <w:pPr>
       <w:pBdr/>
@@ -14586,9 +14715,9 @@
       </w:tcPr>
     </w:tblStylePr>
   </w:style>
-  <w:style w:type="table" w:styleId="48">
+  <w:style w:type="table" w:styleId="762">
     <w:name w:val="Grid Table 5 Dark - Accent 2"/>
-    <w:basedOn w:val="693"/>
+    <w:basedOn w:val="890"/>
     <w:uiPriority w:val="99"/>
     <w:pPr>
       <w:pBdr/>
@@ -14814,9 +14943,9 @@
       </w:tcPr>
     </w:tblStylePr>
   </w:style>
-  <w:style w:type="table" w:styleId="49">
+  <w:style w:type="table" w:styleId="763">
     <w:name w:val="Grid Table 5 Dark - Accent 3"/>
-    <w:basedOn w:val="693"/>
+    <w:basedOn w:val="890"/>
     <w:uiPriority w:val="99"/>
     <w:pPr>
       <w:pBdr/>
@@ -15042,9 +15171,9 @@
       </w:tcPr>
     </w:tblStylePr>
   </w:style>
-  <w:style w:type="table" w:styleId="50">
+  <w:style w:type="table" w:styleId="764">
     <w:name w:val="Grid Table 5 Dark- Accent 4"/>
-    <w:basedOn w:val="693"/>
+    <w:basedOn w:val="890"/>
     <w:uiPriority w:val="99"/>
     <w:pPr>
       <w:pBdr/>
@@ -15270,9 +15399,9 @@
       </w:tcPr>
     </w:tblStylePr>
   </w:style>
-  <w:style w:type="table" w:styleId="51">
+  <w:style w:type="table" w:styleId="765">
     <w:name w:val="Grid Table 5 Dark - Accent 5"/>
-    <w:basedOn w:val="693"/>
+    <w:basedOn w:val="890"/>
     <w:uiPriority w:val="99"/>
     <w:pPr>
       <w:pBdr/>
@@ -15498,9 +15627,9 @@
       </w:tcPr>
     </w:tblStylePr>
   </w:style>
-  <w:style w:type="table" w:styleId="52">
+  <w:style w:type="table" w:styleId="766">
     <w:name w:val="Grid Table 5 Dark - Accent 6"/>
-    <w:basedOn w:val="693"/>
+    <w:basedOn w:val="890"/>
     <w:uiPriority w:val="99"/>
     <w:pPr>
       <w:pBdr/>
@@ -15726,9 +15855,9 @@
       </w:tcPr>
     </w:tblStylePr>
   </w:style>
-  <w:style w:type="table" w:styleId="53">
+  <w:style w:type="table" w:styleId="767">
     <w:name w:val="Grid Table 6 Colorful"/>
-    <w:basedOn w:val="693"/>
+    <w:basedOn w:val="890"/>
     <w:uiPriority w:val="99"/>
     <w:pPr>
       <w:pBdr/>
@@ -15956,9 +16085,9 @@
       </w:tcPr>
     </w:tblStylePr>
   </w:style>
-  <w:style w:type="table" w:styleId="54">
+  <w:style w:type="table" w:styleId="768">
     <w:name w:val="Grid Table 6 Colorful - Accent 1"/>
-    <w:basedOn w:val="693"/>
+    <w:basedOn w:val="890"/>
     <w:uiPriority w:val="99"/>
     <w:pPr>
       <w:pBdr/>
@@ -16186,9 +16315,9 @@
       </w:tcPr>
     </w:tblStylePr>
   </w:style>
-  <w:style w:type="table" w:styleId="55">
+  <w:style w:type="table" w:styleId="769">
     <w:name w:val="Grid Table 6 Colorful - Accent 2"/>
-    <w:basedOn w:val="693"/>
+    <w:basedOn w:val="890"/>
     <w:uiPriority w:val="99"/>
     <w:pPr>
       <w:pBdr/>
@@ -16416,9 +16545,9 @@
       </w:tcPr>
     </w:tblStylePr>
   </w:style>
-  <w:style w:type="table" w:styleId="56">
+  <w:style w:type="table" w:styleId="770">
     <w:name w:val="Grid Table 6 Colorful - Accent 3"/>
-    <w:basedOn w:val="693"/>
+    <w:basedOn w:val="890"/>
     <w:uiPriority w:val="99"/>
     <w:pPr>
       <w:pBdr/>
@@ -16646,9 +16775,9 @@
       </w:tcPr>
     </w:tblStylePr>
   </w:style>
-  <w:style w:type="table" w:styleId="57">
+  <w:style w:type="table" w:styleId="771">
     <w:name w:val="Grid Table 6 Colorful - Accent 4"/>
-    <w:basedOn w:val="693"/>
+    <w:basedOn w:val="890"/>
     <w:uiPriority w:val="99"/>
     <w:pPr>
       <w:pBdr/>
@@ -16876,9 +17005,9 @@
       </w:tcPr>
     </w:tblStylePr>
   </w:style>
-  <w:style w:type="table" w:styleId="58">
+  <w:style w:type="table" w:styleId="772">
     <w:name w:val="Grid Table 6 Colorful - Accent 5"/>
-    <w:basedOn w:val="693"/>
+    <w:basedOn w:val="890"/>
     <w:uiPriority w:val="99"/>
     <w:pPr>
       <w:pBdr/>
@@ -17106,9 +17235,9 @@
       </w:tcPr>
     </w:tblStylePr>
   </w:style>
-  <w:style w:type="table" w:styleId="59">
+  <w:style w:type="table" w:styleId="773">
     <w:name w:val="Grid Table 6 Colorful - Accent 6"/>
-    <w:basedOn w:val="693"/>
+    <w:basedOn w:val="890"/>
     <w:uiPriority w:val="99"/>
     <w:pPr>
       <w:pBdr/>
@@ -17336,9 +17465,9 @@
       </w:tcPr>
     </w:tblStylePr>
   </w:style>
-  <w:style w:type="table" w:styleId="60">
+  <w:style w:type="table" w:styleId="774">
     <w:name w:val="Grid Table 7 Colorful"/>
-    <w:basedOn w:val="693"/>
+    <w:basedOn w:val="890"/>
     <w:uiPriority w:val="99"/>
     <w:pPr>
       <w:pBdr/>
@@ -17440,11 +17569,11 @@
         <w:tblBorders/>
       </w:tblPr>
       <w:tcPr>
-        <w:shd w:color="ffffff"/>
+        <w:shd w:val="clear" w:color="ffffff"/>
         <w:tcBorders>
-          <w:top w:val="none"/>
-          <w:left w:val="none"/>
-          <w:bottom w:val="none"/>
+          <w:top w:val="none" w:color="000000" w:sz="4" w:space="0"/>
+          <w:left w:val="none" w:color="000000" w:sz="4" w:space="0"/>
+          <w:bottom w:val="none" w:color="000000" w:sz="4" w:space="0"/>
           <w:right w:val="single" w:color="000000" w:themeColor="text1" w:themeTint="80" w:sz="4" w:space="0"/>
         </w:tcBorders>
       </w:tcPr>
@@ -17467,10 +17596,10 @@
       <w:tcPr>
         <w:shd w:val="clear" w:color="ffffff" w:themeColor="light1" w:fill="ffffff" w:themeFill="light1"/>
         <w:tcBorders>
-          <w:top w:val="none"/>
-          <w:left w:val="none"/>
+          <w:top w:val="none" w:color="000000" w:sz="4" w:space="0"/>
+          <w:left w:val="none" w:color="000000" w:sz="4" w:space="0"/>
           <w:bottom w:val="single" w:color="000000" w:themeColor="text1" w:themeTint="80" w:sz="4" w:space="0"/>
-          <w:right w:val="none"/>
+          <w:right w:val="none" w:color="000000" w:sz="4" w:space="0"/>
         </w:tcBorders>
       </w:tcPr>
     </w:tblStylePr>
@@ -17490,12 +17619,12 @@
         <w:tblBorders/>
       </w:tblPr>
       <w:tcPr>
-        <w:shd w:color="ffffff"/>
+        <w:shd w:val="clear" w:color="ffffff"/>
         <w:tcBorders>
-          <w:top w:val="none"/>
+          <w:top w:val="none" w:color="000000" w:sz="4" w:space="0"/>
           <w:left w:val="single" w:color="000000" w:themeColor="text1" w:themeTint="80" w:sz="4" w:space="0"/>
-          <w:bottom w:val="none"/>
-          <w:right w:val="none"/>
+          <w:bottom w:val="none" w:color="000000" w:sz="4" w:space="0"/>
+          <w:right w:val="none" w:color="000000" w:sz="4" w:space="0"/>
         </w:tcBorders>
       </w:tcPr>
     </w:tblStylePr>
@@ -17518,9 +17647,9 @@
         <w:shd w:val="clear" w:color="ffffff" w:themeColor="light1" w:fill="ffffff" w:themeFill="light1"/>
         <w:tcBorders>
           <w:top w:val="single" w:color="000000" w:themeColor="text1" w:themeTint="80" w:sz="4" w:space="0"/>
-          <w:left w:val="none"/>
-          <w:bottom w:val="none"/>
-          <w:right w:val="none"/>
+          <w:left w:val="none" w:color="000000" w:sz="4" w:space="0"/>
+          <w:bottom w:val="none" w:color="000000" w:sz="4" w:space="0"/>
+          <w:right w:val="none" w:color="000000" w:sz="4" w:space="0"/>
         </w:tcBorders>
       </w:tcPr>
     </w:tblStylePr>
@@ -17590,9 +17719,9 @@
       </w:tcPr>
     </w:tblStylePr>
   </w:style>
-  <w:style w:type="table" w:styleId="61">
+  <w:style w:type="table" w:styleId="775">
     <w:name w:val="Grid Table 7 Colorful - Accent 1"/>
-    <w:basedOn w:val="693"/>
+    <w:basedOn w:val="890"/>
     <w:uiPriority w:val="99"/>
     <w:pPr>
       <w:pBdr/>
@@ -17694,11 +17823,11 @@
         <w:tblBorders/>
       </w:tblPr>
       <w:tcPr>
-        <w:shd w:color="ffffff"/>
+        <w:shd w:val="clear" w:color="ffffff"/>
         <w:tcBorders>
-          <w:top w:val="none"/>
-          <w:left w:val="none"/>
-          <w:bottom w:val="none"/>
+          <w:top w:val="none" w:color="000000" w:sz="4" w:space="0"/>
+          <w:left w:val="none" w:color="000000" w:sz="4" w:space="0"/>
+          <w:bottom w:val="none" w:color="000000" w:sz="4" w:space="0"/>
           <w:right w:val="single" w:color="000000" w:themeColor="accent1" w:themeTint="80" w:sz="4" w:space="0"/>
         </w:tcBorders>
       </w:tcPr>
@@ -17721,10 +17850,10 @@
       <w:tcPr>
         <w:shd w:val="clear" w:color="ffffff" w:themeColor="light1" w:fill="ffffff" w:themeFill="light1"/>
         <w:tcBorders>
-          <w:top w:val="none"/>
-          <w:left w:val="none"/>
+          <w:top w:val="none" w:color="000000" w:sz="4" w:space="0"/>
+          <w:left w:val="none" w:color="000000" w:sz="4" w:space="0"/>
           <w:bottom w:val="single" w:color="000000" w:themeColor="accent1" w:themeTint="80" w:sz="4" w:space="0"/>
-          <w:right w:val="none"/>
+          <w:right w:val="none" w:color="000000" w:sz="4" w:space="0"/>
         </w:tcBorders>
       </w:tcPr>
     </w:tblStylePr>
@@ -17744,12 +17873,12 @@
         <w:tblBorders/>
       </w:tblPr>
       <w:tcPr>
-        <w:shd w:color="ffffff"/>
+        <w:shd w:val="clear" w:color="ffffff"/>
         <w:tcBorders>
-          <w:top w:val="none"/>
+          <w:top w:val="none" w:color="000000" w:sz="4" w:space="0"/>
           <w:left w:val="single" w:color="000000" w:themeColor="accent1" w:themeTint="80" w:sz="4" w:space="0"/>
-          <w:bottom w:val="none"/>
-          <w:right w:val="none"/>
+          <w:bottom w:val="none" w:color="000000" w:sz="4" w:space="0"/>
+          <w:right w:val="none" w:color="000000" w:sz="4" w:space="0"/>
         </w:tcBorders>
       </w:tcPr>
     </w:tblStylePr>
@@ -17772,9 +17901,9 @@
         <w:shd w:val="clear" w:color="ffffff" w:themeColor="light1" w:fill="ffffff" w:themeFill="light1"/>
         <w:tcBorders>
           <w:top w:val="single" w:color="000000" w:themeColor="accent1" w:themeTint="80" w:sz="4" w:space="0"/>
-          <w:left w:val="none"/>
-          <w:bottom w:val="none"/>
-          <w:right w:val="none"/>
+          <w:left w:val="none" w:color="000000" w:sz="4" w:space="0"/>
+          <w:bottom w:val="none" w:color="000000" w:sz="4" w:space="0"/>
+          <w:right w:val="none" w:color="000000" w:sz="4" w:space="0"/>
         </w:tcBorders>
       </w:tcPr>
     </w:tblStylePr>
@@ -17844,9 +17973,9 @@
       </w:tcPr>
     </w:tblStylePr>
   </w:style>
-  <w:style w:type="table" w:styleId="62">
+  <w:style w:type="table" w:styleId="776">
     <w:name w:val="Grid Table 7 Colorful - Accent 2"/>
-    <w:basedOn w:val="693"/>
+    <w:basedOn w:val="890"/>
     <w:uiPriority w:val="99"/>
     <w:pPr>
       <w:pBdr/>
@@ -17948,11 +18077,11 @@
         <w:tblBorders/>
       </w:tblPr>
       <w:tcPr>
-        <w:shd w:color="ffffff"/>
+        <w:shd w:val="clear" w:color="ffffff"/>
         <w:tcBorders>
-          <w:top w:val="none"/>
-          <w:left w:val="none"/>
-          <w:bottom w:val="none"/>
+          <w:top w:val="none" w:color="000000" w:sz="4" w:space="0"/>
+          <w:left w:val="none" w:color="000000" w:sz="4" w:space="0"/>
+          <w:bottom w:val="none" w:color="000000" w:sz="4" w:space="0"/>
           <w:right w:val="single" w:color="000000" w:themeColor="accent2" w:themeTint="97" w:sz="4" w:space="0"/>
         </w:tcBorders>
       </w:tcPr>
@@ -17975,10 +18104,10 @@
       <w:tcPr>
         <w:shd w:val="clear" w:color="ffffff" w:themeColor="light1" w:fill="ffffff" w:themeFill="light1"/>
         <w:tcBorders>
-          <w:top w:val="none"/>
-          <w:left w:val="none"/>
+          <w:top w:val="none" w:color="000000" w:sz="4" w:space="0"/>
+          <w:left w:val="none" w:color="000000" w:sz="4" w:space="0"/>
           <w:bottom w:val="single" w:color="000000" w:themeColor="accent2" w:themeTint="97" w:sz="4" w:space="0"/>
-          <w:right w:val="none"/>
+          <w:right w:val="none" w:color="000000" w:sz="4" w:space="0"/>
         </w:tcBorders>
       </w:tcPr>
     </w:tblStylePr>
@@ -17998,12 +18127,12 @@
         <w:tblBorders/>
       </w:tblPr>
       <w:tcPr>
-        <w:shd w:color="ffffff"/>
+        <w:shd w:val="clear" w:color="ffffff"/>
         <w:tcBorders>
-          <w:top w:val="none"/>
+          <w:top w:val="none" w:color="000000" w:sz="4" w:space="0"/>
           <w:left w:val="single" w:color="000000" w:themeColor="accent2" w:themeTint="97" w:sz="4" w:space="0"/>
-          <w:bottom w:val="none"/>
-          <w:right w:val="none"/>
+          <w:bottom w:val="none" w:color="000000" w:sz="4" w:space="0"/>
+          <w:right w:val="none" w:color="000000" w:sz="4" w:space="0"/>
         </w:tcBorders>
       </w:tcPr>
     </w:tblStylePr>
@@ -18026,9 +18155,9 @@
         <w:shd w:val="clear" w:color="ffffff" w:themeColor="light1" w:fill="ffffff" w:themeFill="light1"/>
         <w:tcBorders>
           <w:top w:val="single" w:color="000000" w:themeColor="accent2" w:themeTint="97" w:sz="4" w:space="0"/>
-          <w:left w:val="none"/>
-          <w:bottom w:val="none"/>
-          <w:right w:val="none"/>
+          <w:left w:val="none" w:color="000000" w:sz="4" w:space="0"/>
+          <w:bottom w:val="none" w:color="000000" w:sz="4" w:space="0"/>
+          <w:right w:val="none" w:color="000000" w:sz="4" w:space="0"/>
         </w:tcBorders>
       </w:tcPr>
     </w:tblStylePr>
@@ -18098,9 +18227,9 @@
       </w:tcPr>
     </w:tblStylePr>
   </w:style>
-  <w:style w:type="table" w:styleId="63">
+  <w:style w:type="table" w:styleId="777">
     <w:name w:val="Grid Table 7 Colorful - Accent 3"/>
-    <w:basedOn w:val="693"/>
+    <w:basedOn w:val="890"/>
     <w:uiPriority w:val="99"/>
     <w:pPr>
       <w:pBdr/>
@@ -18202,11 +18331,11 @@
         <w:tblBorders/>
       </w:tblPr>
       <w:tcPr>
-        <w:shd w:color="ffffff"/>
+        <w:shd w:val="clear" w:color="ffffff"/>
         <w:tcBorders>
-          <w:top w:val="none"/>
-          <w:left w:val="none"/>
-          <w:bottom w:val="none"/>
+          <w:top w:val="none" w:color="000000" w:sz="4" w:space="0"/>
+          <w:left w:val="none" w:color="000000" w:sz="4" w:space="0"/>
+          <w:bottom w:val="none" w:color="000000" w:sz="4" w:space="0"/>
           <w:right w:val="single" w:color="000000" w:themeColor="accent3" w:themeTint="FE" w:sz="4" w:space="0"/>
         </w:tcBorders>
       </w:tcPr>
@@ -18229,10 +18358,10 @@
       <w:tcPr>
         <w:shd w:val="clear" w:color="ffffff" w:themeColor="light1" w:fill="ffffff" w:themeFill="light1"/>
         <w:tcBorders>
-          <w:top w:val="none"/>
-          <w:left w:val="none"/>
+          <w:top w:val="none" w:color="000000" w:sz="4" w:space="0"/>
+          <w:left w:val="none" w:color="000000" w:sz="4" w:space="0"/>
           <w:bottom w:val="single" w:color="000000" w:themeColor="accent3" w:themeTint="FE" w:sz="4" w:space="0"/>
-          <w:right w:val="none"/>
+          <w:right w:val="none" w:color="000000" w:sz="4" w:space="0"/>
         </w:tcBorders>
       </w:tcPr>
     </w:tblStylePr>
@@ -18252,12 +18381,12 @@
         <w:tblBorders/>
       </w:tblPr>
       <w:tcPr>
-        <w:shd w:color="ffffff"/>
+        <w:shd w:val="clear" w:color="ffffff"/>
         <w:tcBorders>
-          <w:top w:val="none"/>
+          <w:top w:val="none" w:color="000000" w:sz="4" w:space="0"/>
           <w:left w:val="single" w:color="000000" w:themeColor="accent3" w:themeTint="FE" w:sz="4" w:space="0"/>
-          <w:bottom w:val="none"/>
-          <w:right w:val="none"/>
+          <w:bottom w:val="none" w:color="000000" w:sz="4" w:space="0"/>
+          <w:right w:val="none" w:color="000000" w:sz="4" w:space="0"/>
         </w:tcBorders>
       </w:tcPr>
     </w:tblStylePr>
@@ -18280,9 +18409,9 @@
         <w:shd w:val="clear" w:color="ffffff" w:themeColor="light1" w:fill="ffffff" w:themeFill="light1"/>
         <w:tcBorders>
           <w:top w:val="single" w:color="000000" w:themeColor="accent3" w:themeTint="FE" w:sz="4" w:space="0"/>
-          <w:left w:val="none"/>
-          <w:bottom w:val="none"/>
-          <w:right w:val="none"/>
+          <w:left w:val="none" w:color="000000" w:sz="4" w:space="0"/>
+          <w:bottom w:val="none" w:color="000000" w:sz="4" w:space="0"/>
+          <w:right w:val="none" w:color="000000" w:sz="4" w:space="0"/>
         </w:tcBorders>
       </w:tcPr>
     </w:tblStylePr>
@@ -18352,9 +18481,9 @@
       </w:tcPr>
     </w:tblStylePr>
   </w:style>
-  <w:style w:type="table" w:styleId="64">
+  <w:style w:type="table" w:styleId="778">
     <w:name w:val="Grid Table 7 Colorful - Accent 4"/>
-    <w:basedOn w:val="693"/>
+    <w:basedOn w:val="890"/>
     <w:uiPriority w:val="99"/>
     <w:pPr>
       <w:pBdr/>
@@ -18456,11 +18585,11 @@
         <w:tblBorders/>
       </w:tblPr>
       <w:tcPr>
-        <w:shd w:color="ffffff"/>
+        <w:shd w:val="clear" w:color="ffffff"/>
         <w:tcBorders>
-          <w:top w:val="none"/>
-          <w:left w:val="none"/>
-          <w:bottom w:val="none"/>
+          <w:top w:val="none" w:color="000000" w:sz="4" w:space="0"/>
+          <w:left w:val="none" w:color="000000" w:sz="4" w:space="0"/>
+          <w:bottom w:val="none" w:color="000000" w:sz="4" w:space="0"/>
           <w:right w:val="single" w:color="000000" w:themeColor="accent4" w:themeTint="9A" w:sz="4" w:space="0"/>
         </w:tcBorders>
       </w:tcPr>
@@ -18483,10 +18612,10 @@
       <w:tcPr>
         <w:shd w:val="clear" w:color="ffffff" w:themeColor="light1" w:fill="ffffff" w:themeFill="light1"/>
         <w:tcBorders>
-          <w:top w:val="none"/>
-          <w:left w:val="none"/>
+          <w:top w:val="none" w:color="000000" w:sz="4" w:space="0"/>
+          <w:left w:val="none" w:color="000000" w:sz="4" w:space="0"/>
           <w:bottom w:val="single" w:color="000000" w:themeColor="accent4" w:themeTint="9A" w:sz="4" w:space="0"/>
-          <w:right w:val="none"/>
+          <w:right w:val="none" w:color="000000" w:sz="4" w:space="0"/>
         </w:tcBorders>
       </w:tcPr>
     </w:tblStylePr>
@@ -18506,12 +18635,12 @@
         <w:tblBorders/>
       </w:tblPr>
       <w:tcPr>
-        <w:shd w:color="ffffff"/>
+        <w:shd w:val="clear" w:color="ffffff"/>
         <w:tcBorders>
-          <w:top w:val="none"/>
+          <w:top w:val="none" w:color="000000" w:sz="4" w:space="0"/>
           <w:left w:val="single" w:color="000000" w:themeColor="accent4" w:themeTint="9A" w:sz="4" w:space="0"/>
-          <w:bottom w:val="none"/>
-          <w:right w:val="none"/>
+          <w:bottom w:val="none" w:color="000000" w:sz="4" w:space="0"/>
+          <w:right w:val="none" w:color="000000" w:sz="4" w:space="0"/>
         </w:tcBorders>
       </w:tcPr>
     </w:tblStylePr>
@@ -18534,9 +18663,9 @@
         <w:shd w:val="clear" w:color="ffffff" w:themeColor="light1" w:fill="ffffff" w:themeFill="light1"/>
         <w:tcBorders>
           <w:top w:val="single" w:color="000000" w:themeColor="accent4" w:themeTint="9A" w:sz="4" w:space="0"/>
-          <w:left w:val="none"/>
-          <w:bottom w:val="none"/>
-          <w:right w:val="none"/>
+          <w:left w:val="none" w:color="000000" w:sz="4" w:space="0"/>
+          <w:bottom w:val="none" w:color="000000" w:sz="4" w:space="0"/>
+          <w:right w:val="none" w:color="000000" w:sz="4" w:space="0"/>
         </w:tcBorders>
       </w:tcPr>
     </w:tblStylePr>
@@ -18606,9 +18735,9 @@
       </w:tcPr>
     </w:tblStylePr>
   </w:style>
-  <w:style w:type="table" w:styleId="65">
+  <w:style w:type="table" w:styleId="779">
     <w:name w:val="Grid Table 7 Colorful - Accent 5"/>
-    <w:basedOn w:val="693"/>
+    <w:basedOn w:val="890"/>
     <w:uiPriority w:val="99"/>
     <w:pPr>
       <w:pBdr/>
@@ -18710,11 +18839,11 @@
         <w:tblBorders/>
       </w:tblPr>
       <w:tcPr>
-        <w:shd w:color="ffffff"/>
+        <w:shd w:val="clear" w:color="ffffff"/>
         <w:tcBorders>
-          <w:top w:val="none"/>
-          <w:left w:val="none"/>
-          <w:bottom w:val="none"/>
+          <w:top w:val="none" w:color="000000" w:sz="4" w:space="0"/>
+          <w:left w:val="none" w:color="000000" w:sz="4" w:space="0"/>
+          <w:bottom w:val="none" w:color="000000" w:sz="4" w:space="0"/>
           <w:right w:val="single" w:color="000000" w:themeColor="accent5" w:themeTint="90" w:sz="4" w:space="0"/>
         </w:tcBorders>
       </w:tcPr>
@@ -18737,10 +18866,10 @@
       <w:tcPr>
         <w:shd w:val="clear" w:color="ffffff" w:themeColor="light1" w:fill="ffffff" w:themeFill="light1"/>
         <w:tcBorders>
-          <w:top w:val="none"/>
-          <w:left w:val="none"/>
+          <w:top w:val="none" w:color="000000" w:sz="4" w:space="0"/>
+          <w:left w:val="none" w:color="000000" w:sz="4" w:space="0"/>
           <w:bottom w:val="single" w:color="000000" w:themeColor="accent5" w:themeTint="90" w:sz="4" w:space="0"/>
-          <w:right w:val="none"/>
+          <w:right w:val="none" w:color="000000" w:sz="4" w:space="0"/>
         </w:tcBorders>
       </w:tcPr>
     </w:tblStylePr>
@@ -18760,12 +18889,12 @@
         <w:tblBorders/>
       </w:tblPr>
       <w:tcPr>
-        <w:shd w:color="ffffff"/>
+        <w:shd w:val="clear" w:color="ffffff"/>
         <w:tcBorders>
-          <w:top w:val="none"/>
+          <w:top w:val="none" w:color="000000" w:sz="4" w:space="0"/>
           <w:left w:val="single" w:color="000000" w:themeColor="accent5" w:themeTint="90" w:sz="4" w:space="0"/>
-          <w:bottom w:val="none"/>
-          <w:right w:val="none"/>
+          <w:bottom w:val="none" w:color="000000" w:sz="4" w:space="0"/>
+          <w:right w:val="none" w:color="000000" w:sz="4" w:space="0"/>
         </w:tcBorders>
       </w:tcPr>
     </w:tblStylePr>
@@ -18788,9 +18917,9 @@
         <w:shd w:val="clear" w:color="ffffff" w:themeColor="light1" w:fill="ffffff" w:themeFill="light1"/>
         <w:tcBorders>
           <w:top w:val="single" w:color="000000" w:themeColor="accent5" w:themeTint="90" w:sz="4" w:space="0"/>
-          <w:left w:val="none"/>
-          <w:bottom w:val="none"/>
-          <w:right w:val="none"/>
+          <w:left w:val="none" w:color="000000" w:sz="4" w:space="0"/>
+          <w:bottom w:val="none" w:color="000000" w:sz="4" w:space="0"/>
+          <w:right w:val="none" w:color="000000" w:sz="4" w:space="0"/>
         </w:tcBorders>
       </w:tcPr>
     </w:tblStylePr>
@@ -18860,9 +18989,9 @@
       </w:tcPr>
     </w:tblStylePr>
   </w:style>
-  <w:style w:type="table" w:styleId="66">
+  <w:style w:type="table" w:styleId="780">
     <w:name w:val="Grid Table 7 Colorful - Accent 6"/>
-    <w:basedOn w:val="693"/>
+    <w:basedOn w:val="890"/>
     <w:uiPriority w:val="99"/>
     <w:pPr>
       <w:pBdr/>
@@ -18964,11 +19093,11 @@
         <w:tblBorders/>
       </w:tblPr>
       <w:tcPr>
-        <w:shd w:color="ffffff"/>
+        <w:shd w:val="clear" w:color="ffffff"/>
         <w:tcBorders>
-          <w:top w:val="none"/>
-          <w:left w:val="none"/>
-          <w:bottom w:val="none"/>
+          <w:top w:val="none" w:color="000000" w:sz="4" w:space="0"/>
+          <w:left w:val="none" w:color="000000" w:sz="4" w:space="0"/>
+          <w:bottom w:val="none" w:color="000000" w:sz="4" w:space="0"/>
           <w:right w:val="single" w:color="000000" w:themeColor="accent6" w:themeTint="90" w:sz="4" w:space="0"/>
         </w:tcBorders>
       </w:tcPr>
@@ -18991,10 +19120,10 @@
       <w:tcPr>
         <w:shd w:val="clear" w:color="ffffff" w:themeColor="light1" w:fill="ffffff" w:themeFill="light1"/>
         <w:tcBorders>
-          <w:top w:val="none"/>
-          <w:left w:val="none"/>
+          <w:top w:val="none" w:color="000000" w:sz="4" w:space="0"/>
+          <w:left w:val="none" w:color="000000" w:sz="4" w:space="0"/>
           <w:bottom w:val="single" w:color="000000" w:themeColor="accent6" w:themeTint="90" w:sz="4" w:space="0"/>
-          <w:right w:val="none"/>
+          <w:right w:val="none" w:color="000000" w:sz="4" w:space="0"/>
         </w:tcBorders>
       </w:tcPr>
     </w:tblStylePr>
@@ -19014,12 +19143,12 @@
         <w:tblBorders/>
       </w:tblPr>
       <w:tcPr>
-        <w:shd w:color="ffffff"/>
+        <w:shd w:val="clear" w:color="ffffff"/>
         <w:tcBorders>
-          <w:top w:val="none"/>
+          <w:top w:val="none" w:color="000000" w:sz="4" w:space="0"/>
           <w:left w:val="single" w:color="000000" w:themeColor="accent6" w:themeTint="90" w:sz="4" w:space="0"/>
-          <w:bottom w:val="none"/>
-          <w:right w:val="none"/>
+          <w:bottom w:val="none" w:color="000000" w:sz="4" w:space="0"/>
+          <w:right w:val="none" w:color="000000" w:sz="4" w:space="0"/>
         </w:tcBorders>
       </w:tcPr>
     </w:tblStylePr>
@@ -19042,9 +19171,9 @@
         <w:shd w:val="clear" w:color="ffffff" w:themeColor="light1" w:fill="ffffff" w:themeFill="light1"/>
         <w:tcBorders>
           <w:top w:val="single" w:color="000000" w:themeColor="accent6" w:themeTint="90" w:sz="4" w:space="0"/>
-          <w:left w:val="none"/>
-          <w:bottom w:val="none"/>
-          <w:right w:val="none"/>
+          <w:left w:val="none" w:color="000000" w:sz="4" w:space="0"/>
+          <w:bottom w:val="none" w:color="000000" w:sz="4" w:space="0"/>
+          <w:right w:val="none" w:color="000000" w:sz="4" w:space="0"/>
         </w:tcBorders>
       </w:tcPr>
     </w:tblStylePr>
@@ -19114,9 +19243,9 @@
       </w:tcPr>
     </w:tblStylePr>
   </w:style>
-  <w:style w:type="table" w:styleId="67">
+  <w:style w:type="table" w:styleId="781">
     <w:name w:val="List Table 1 Light"/>
-    <w:basedOn w:val="693"/>
+    <w:basedOn w:val="890"/>
     <w:uiPriority w:val="99"/>
     <w:pPr>
       <w:pBdr/>
@@ -19330,9 +19459,9 @@
       </w:tcPr>
     </w:tblStylePr>
   </w:style>
-  <w:style w:type="table" w:styleId="68">
+  <w:style w:type="table" w:styleId="782">
     <w:name w:val="List Table 1 Light - Accent 1"/>
-    <w:basedOn w:val="693"/>
+    <w:basedOn w:val="890"/>
     <w:uiPriority w:val="99"/>
     <w:pPr>
       <w:pBdr/>
@@ -19546,9 +19675,9 @@
       </w:tcPr>
     </w:tblStylePr>
   </w:style>
-  <w:style w:type="table" w:styleId="69">
+  <w:style w:type="table" w:styleId="783">
     <w:name w:val="List Table 1 Light - Accent 2"/>
-    <w:basedOn w:val="693"/>
+    <w:basedOn w:val="890"/>
     <w:uiPriority w:val="99"/>
     <w:pPr>
       <w:pBdr/>
@@ -19762,9 +19891,9 @@
       </w:tcPr>
     </w:tblStylePr>
   </w:style>
-  <w:style w:type="table" w:styleId="70">
+  <w:style w:type="table" w:styleId="784">
     <w:name w:val="List Table 1 Light - Accent 3"/>
-    <w:basedOn w:val="693"/>
+    <w:basedOn w:val="890"/>
     <w:uiPriority w:val="99"/>
     <w:pPr>
       <w:pBdr/>
@@ -19978,9 +20107,9 @@
       </w:tcPr>
     </w:tblStylePr>
   </w:style>
-  <w:style w:type="table" w:styleId="71">
+  <w:style w:type="table" w:styleId="785">
     <w:name w:val="List Table 1 Light - Accent 4"/>
-    <w:basedOn w:val="693"/>
+    <w:basedOn w:val="890"/>
     <w:uiPriority w:val="99"/>
     <w:pPr>
       <w:pBdr/>
@@ -20194,9 +20323,9 @@
       </w:tcPr>
     </w:tblStylePr>
   </w:style>
-  <w:style w:type="table" w:styleId="72">
+  <w:style w:type="table" w:styleId="786">
     <w:name w:val="List Table 1 Light - Accent 5"/>
-    <w:basedOn w:val="693"/>
+    <w:basedOn w:val="890"/>
     <w:uiPriority w:val="99"/>
     <w:pPr>
       <w:pBdr/>
@@ -20410,9 +20539,9 @@
       </w:tcPr>
     </w:tblStylePr>
   </w:style>
-  <w:style w:type="table" w:styleId="73">
+  <w:style w:type="table" w:styleId="787">
     <w:name w:val="List Table 1 Light - Accent 6"/>
-    <w:basedOn w:val="693"/>
+    <w:basedOn w:val="890"/>
     <w:uiPriority w:val="99"/>
     <w:pPr>
       <w:pBdr/>
@@ -20626,9 +20755,9 @@
       </w:tcPr>
     </w:tblStylePr>
   </w:style>
-  <w:style w:type="table" w:styleId="74">
+  <w:style w:type="table" w:styleId="788">
     <w:name w:val="List Table 2"/>
-    <w:basedOn w:val="693"/>
+    <w:basedOn w:val="890"/>
     <w:uiPriority w:val="99"/>
     <w:pPr>
       <w:pBdr/>
@@ -20864,9 +20993,9 @@
       </w:tcPr>
     </w:tblStylePr>
   </w:style>
-  <w:style w:type="table" w:styleId="75">
+  <w:style w:type="table" w:styleId="789">
     <w:name w:val="List Table 2 - Accent 1"/>
-    <w:basedOn w:val="693"/>
+    <w:basedOn w:val="890"/>
     <w:uiPriority w:val="99"/>
     <w:pPr>
       <w:pBdr/>
@@ -21102,9 +21231,9 @@
       </w:tcPr>
     </w:tblStylePr>
   </w:style>
-  <w:style w:type="table" w:styleId="76">
+  <w:style w:type="table" w:styleId="790">
     <w:name w:val="List Table 2 - Accent 2"/>
-    <w:basedOn w:val="693"/>
+    <w:basedOn w:val="890"/>
     <w:uiPriority w:val="99"/>
     <w:pPr>
       <w:pBdr/>
@@ -21340,9 +21469,9 @@
       </w:tcPr>
     </w:tblStylePr>
   </w:style>
-  <w:style w:type="table" w:styleId="77">
+  <w:style w:type="table" w:styleId="791">
     <w:name w:val="List Table 2 - Accent 3"/>
-    <w:basedOn w:val="693"/>
+    <w:basedOn w:val="890"/>
     <w:uiPriority w:val="99"/>
     <w:pPr>
       <w:pBdr/>
@@ -21578,9 +21707,9 @@
       </w:tcPr>
     </w:tblStylePr>
   </w:style>
-  <w:style w:type="table" w:styleId="78">
+  <w:style w:type="table" w:styleId="792">
     <w:name w:val="List Table 2 - Accent 4"/>
-    <w:basedOn w:val="693"/>
+    <w:basedOn w:val="890"/>
     <w:uiPriority w:val="99"/>
     <w:pPr>
       <w:pBdr/>
@@ -21816,9 +21945,9 @@
       </w:tcPr>
     </w:tblStylePr>
   </w:style>
-  <w:style w:type="table" w:styleId="79">
+  <w:style w:type="table" w:styleId="793">
     <w:name w:val="List Table 2 - Accent 5"/>
-    <w:basedOn w:val="693"/>
+    <w:basedOn w:val="890"/>
     <w:uiPriority w:val="99"/>
     <w:pPr>
       <w:pBdr/>
@@ -22054,9 +22183,9 @@
       </w:tcPr>
     </w:tblStylePr>
   </w:style>
-  <w:style w:type="table" w:styleId="80">
+  <w:style w:type="table" w:styleId="794">
     <w:name w:val="List Table 2 - Accent 6"/>
-    <w:basedOn w:val="693"/>
+    <w:basedOn w:val="890"/>
     <w:uiPriority w:val="99"/>
     <w:pPr>
       <w:pBdr/>
@@ -22292,9 +22421,9 @@
       </w:tcPr>
     </w:tblStylePr>
   </w:style>
-  <w:style w:type="table" w:styleId="81">
+  <w:style w:type="table" w:styleId="795">
     <w:name w:val="List Table 3"/>
-    <w:basedOn w:val="693"/>
+    <w:basedOn w:val="890"/>
     <w:uiPriority w:val="99"/>
     <w:pPr>
       <w:pBdr/>
@@ -22520,9 +22649,9 @@
       </w:tcPr>
     </w:tblStylePr>
   </w:style>
-  <w:style w:type="table" w:styleId="82">
+  <w:style w:type="table" w:styleId="796">
     <w:name w:val="List Table 3 - Accent 1"/>
-    <w:basedOn w:val="693"/>
+    <w:basedOn w:val="890"/>
     <w:uiPriority w:val="99"/>
     <w:pPr>
       <w:pBdr/>
@@ -22748,9 +22877,9 @@
       </w:tcPr>
     </w:tblStylePr>
   </w:style>
-  <w:style w:type="table" w:styleId="83">
+  <w:style w:type="table" w:styleId="797">
     <w:name w:val="List Table 3 - Accent 2"/>
-    <w:basedOn w:val="693"/>
+    <w:basedOn w:val="890"/>
     <w:uiPriority w:val="99"/>
     <w:pPr>
       <w:pBdr/>
@@ -22976,9 +23105,9 @@
       </w:tcPr>
     </w:tblStylePr>
   </w:style>
-  <w:style w:type="table" w:styleId="84">
+  <w:style w:type="table" w:styleId="798">
     <w:name w:val="List Table 3 - Accent 3"/>
-    <w:basedOn w:val="693"/>
+    <w:basedOn w:val="890"/>
     <w:uiPriority w:val="99"/>
     <w:pPr>
       <w:pBdr/>
@@ -23204,9 +23333,9 @@
       </w:tcPr>
     </w:tblStylePr>
   </w:style>
-  <w:style w:type="table" w:styleId="85">
+  <w:style w:type="table" w:styleId="799">
     <w:name w:val="List Table 3 - Accent 4"/>
-    <w:basedOn w:val="693"/>
+    <w:basedOn w:val="890"/>
     <w:uiPriority w:val="99"/>
     <w:pPr>
       <w:pBdr/>
@@ -23432,9 +23561,9 @@
       </w:tcPr>
     </w:tblStylePr>
   </w:style>
-  <w:style w:type="table" w:styleId="86">
+  <w:style w:type="table" w:styleId="800">
     <w:name w:val="List Table 3 - Accent 5"/>
-    <w:basedOn w:val="693"/>
+    <w:basedOn w:val="890"/>
     <w:uiPriority w:val="99"/>
     <w:pPr>
       <w:pBdr/>
@@ -23660,9 +23789,9 @@
       </w:tcPr>
     </w:tblStylePr>
   </w:style>
-  <w:style w:type="table" w:styleId="87">
+  <w:style w:type="table" w:styleId="801">
     <w:name w:val="List Table 3 - Accent 6"/>
-    <w:basedOn w:val="693"/>
+    <w:basedOn w:val="890"/>
     <w:uiPriority w:val="99"/>
     <w:pPr>
       <w:pBdr/>
@@ -23888,9 +24017,9 @@
       </w:tcPr>
     </w:tblStylePr>
   </w:style>
-  <w:style w:type="table" w:styleId="88">
+  <w:style w:type="table" w:styleId="802">
     <w:name w:val="List Table 4"/>
-    <w:basedOn w:val="693"/>
+    <w:basedOn w:val="890"/>
     <w:uiPriority w:val="99"/>
     <w:pPr>
       <w:pBdr/>
@@ -24113,9 +24242,9 @@
       </w:tcPr>
     </w:tblStylePr>
   </w:style>
-  <w:style w:type="table" w:styleId="89">
+  <w:style w:type="table" w:styleId="803">
     <w:name w:val="List Table 4 - Accent 1"/>
-    <w:basedOn w:val="693"/>
+    <w:basedOn w:val="890"/>
     <w:uiPriority w:val="99"/>
     <w:pPr>
       <w:pBdr/>
@@ -24338,9 +24467,9 @@
       </w:tcPr>
     </w:tblStylePr>
   </w:style>
-  <w:style w:type="table" w:styleId="90">
+  <w:style w:type="table" w:styleId="804">
     <w:name w:val="List Table 4 - Accent 2"/>
-    <w:basedOn w:val="693"/>
+    <w:basedOn w:val="890"/>
     <w:uiPriority w:val="99"/>
     <w:pPr>
       <w:pBdr/>
@@ -24563,9 +24692,9 @@
       </w:tcPr>
     </w:tblStylePr>
   </w:style>
-  <w:style w:type="table" w:styleId="91">
+  <w:style w:type="table" w:styleId="805">
     <w:name w:val="List Table 4 - Accent 3"/>
-    <w:basedOn w:val="693"/>
+    <w:basedOn w:val="890"/>
     <w:uiPriority w:val="99"/>
     <w:pPr>
       <w:pBdr/>
@@ -24788,9 +24917,9 @@
       </w:tcPr>
     </w:tblStylePr>
   </w:style>
-  <w:style w:type="table" w:styleId="92">
+  <w:style w:type="table" w:styleId="806">
     <w:name w:val="List Table 4 - Accent 4"/>
-    <w:basedOn w:val="693"/>
+    <w:basedOn w:val="890"/>
     <w:uiPriority w:val="99"/>
     <w:pPr>
       <w:pBdr/>
@@ -25013,9 +25142,9 @@
       </w:tcPr>
     </w:tblStylePr>
   </w:style>
-  <w:style w:type="table" w:styleId="93">
+  <w:style w:type="table" w:styleId="807">
     <w:name w:val="List Table 4 - Accent 5"/>
-    <w:basedOn w:val="693"/>
+    <w:basedOn w:val="890"/>
     <w:uiPriority w:val="99"/>
     <w:pPr>
       <w:pBdr/>
@@ -25238,9 +25367,9 @@
       </w:tcPr>
     </w:tblStylePr>
   </w:style>
-  <w:style w:type="table" w:styleId="94">
+  <w:style w:type="table" w:styleId="808">
     <w:name w:val="List Table 4 - Accent 6"/>
-    <w:basedOn w:val="693"/>
+    <w:basedOn w:val="890"/>
     <w:uiPriority w:val="99"/>
     <w:pPr>
       <w:pBdr/>
@@ -25463,9 +25592,9 @@
       </w:tcPr>
     </w:tblStylePr>
   </w:style>
-  <w:style w:type="table" w:styleId="95">
+  <w:style w:type="table" w:styleId="809">
     <w:name w:val="List Table 5 Dark"/>
-    <w:basedOn w:val="693"/>
+    <w:basedOn w:val="890"/>
     <w:uiPriority w:val="99"/>
     <w:pPr>
       <w:pBdr/>
@@ -25705,9 +25834,9 @@
       </w:tcPr>
     </w:tblStylePr>
   </w:style>
-  <w:style w:type="table" w:styleId="96">
+  <w:style w:type="table" w:styleId="810">
     <w:name w:val="List Table 5 Dark - Accent 1"/>
-    <w:basedOn w:val="693"/>
+    <w:basedOn w:val="890"/>
     <w:uiPriority w:val="99"/>
     <w:pPr>
       <w:pBdr/>
@@ -25947,9 +26076,9 @@
       </w:tcPr>
     </w:tblStylePr>
   </w:style>
-  <w:style w:type="table" w:styleId="97">
+  <w:style w:type="table" w:styleId="811">
     <w:name w:val="List Table 5 Dark - Accent 2"/>
-    <w:basedOn w:val="693"/>
+    <w:basedOn w:val="890"/>
     <w:uiPriority w:val="99"/>
     <w:pPr>
       <w:pBdr/>
@@ -26189,9 +26318,9 @@
       </w:tcPr>
     </w:tblStylePr>
   </w:style>
-  <w:style w:type="table" w:styleId="98">
+  <w:style w:type="table" w:styleId="812">
     <w:name w:val="List Table 5 Dark - Accent 3"/>
-    <w:basedOn w:val="693"/>
+    <w:basedOn w:val="890"/>
     <w:uiPriority w:val="99"/>
     <w:pPr>
       <w:pBdr/>
@@ -26431,9 +26560,9 @@
       </w:tcPr>
     </w:tblStylePr>
   </w:style>
-  <w:style w:type="table" w:styleId="99">
+  <w:style w:type="table" w:styleId="813">
     <w:name w:val="List Table 5 Dark - Accent 4"/>
-    <w:basedOn w:val="693"/>
+    <w:basedOn w:val="890"/>
     <w:uiPriority w:val="99"/>
     <w:pPr>
       <w:pBdr/>
@@ -26673,9 +26802,9 @@
       </w:tcPr>
     </w:tblStylePr>
   </w:style>
-  <w:style w:type="table" w:styleId="100">
+  <w:style w:type="table" w:styleId="814">
     <w:name w:val="List Table 5 Dark - Accent 5"/>
-    <w:basedOn w:val="693"/>
+    <w:basedOn w:val="890"/>
     <w:uiPriority w:val="99"/>
     <w:pPr>
       <w:pBdr/>
@@ -26915,9 +27044,9 @@
       </w:tcPr>
     </w:tblStylePr>
   </w:style>
-  <w:style w:type="table" w:styleId="101">
+  <w:style w:type="table" w:styleId="815">
     <w:name w:val="List Table 5 Dark - Accent 6"/>
-    <w:basedOn w:val="693"/>
+    <w:basedOn w:val="890"/>
     <w:uiPriority w:val="99"/>
     <w:pPr>
       <w:pBdr/>
@@ -27157,9 +27286,9 @@
       </w:tcPr>
     </w:tblStylePr>
   </w:style>
-  <w:style w:type="table" w:styleId="102">
+  <w:style w:type="table" w:styleId="816">
     <w:name w:val="List Table 6 Colorful"/>
-    <w:basedOn w:val="693"/>
+    <w:basedOn w:val="890"/>
     <w:uiPriority w:val="99"/>
     <w:pPr>
       <w:pBdr/>
@@ -27380,9 +27509,9 @@
       </w:tcPr>
     </w:tblStylePr>
   </w:style>
-  <w:style w:type="table" w:styleId="103">
+  <w:style w:type="table" w:styleId="817">
     <w:name w:val="List Table 6 Colorful - Accent 1"/>
-    <w:basedOn w:val="693"/>
+    <w:basedOn w:val="890"/>
     <w:uiPriority w:val="99"/>
     <w:pPr>
       <w:pBdr/>
@@ -27603,9 +27732,9 @@
       </w:tcPr>
     </w:tblStylePr>
   </w:style>
-  <w:style w:type="table" w:styleId="104">
+  <w:style w:type="table" w:styleId="818">
     <w:name w:val="List Table 6 Colorful - Accent 2"/>
-    <w:basedOn w:val="693"/>
+    <w:basedOn w:val="890"/>
     <w:uiPriority w:val="99"/>
     <w:pPr>
       <w:pBdr/>
@@ -27826,9 +27955,9 @@
       </w:tcPr>
     </w:tblStylePr>
   </w:style>
-  <w:style w:type="table" w:styleId="105">
+  <w:style w:type="table" w:styleId="819">
     <w:name w:val="List Table 6 Colorful - Accent 3"/>
-    <w:basedOn w:val="693"/>
+    <w:basedOn w:val="890"/>
     <w:uiPriority w:val="99"/>
     <w:pPr>
       <w:pBdr/>
@@ -28049,9 +28178,9 @@
       </w:tcPr>
     </w:tblStylePr>
   </w:style>
-  <w:style w:type="table" w:styleId="106">
+  <w:style w:type="table" w:styleId="820">
     <w:name w:val="List Table 6 Colorful - Accent 4"/>
-    <w:basedOn w:val="693"/>
+    <w:basedOn w:val="890"/>
     <w:uiPriority w:val="99"/>
     <w:pPr>
       <w:pBdr/>
@@ -28272,9 +28401,9 @@
       </w:tcPr>
     </w:tblStylePr>
   </w:style>
-  <w:style w:type="table" w:styleId="107">
+  <w:style w:type="table" w:styleId="821">
     <w:name w:val="List Table 6 Colorful - Accent 5"/>
-    <w:basedOn w:val="693"/>
+    <w:basedOn w:val="890"/>
     <w:uiPriority w:val="99"/>
     <w:pPr>
       <w:pBdr/>
@@ -28495,9 +28624,9 @@
       </w:tcPr>
     </w:tblStylePr>
   </w:style>
-  <w:style w:type="table" w:styleId="108">
+  <w:style w:type="table" w:styleId="822">
     <w:name w:val="List Table 6 Colorful - Accent 6"/>
-    <w:basedOn w:val="693"/>
+    <w:basedOn w:val="890"/>
     <w:uiPriority w:val="99"/>
     <w:pPr>
       <w:pBdr/>
@@ -28718,9 +28847,9 @@
       </w:tcPr>
     </w:tblStylePr>
   </w:style>
-  <w:style w:type="table" w:styleId="109">
+  <w:style w:type="table" w:styleId="823">
     <w:name w:val="List Table 7 Colorful"/>
-    <w:basedOn w:val="693"/>
+    <w:basedOn w:val="890"/>
     <w:uiPriority w:val="99"/>
     <w:pPr>
       <w:pBdr/>
@@ -28819,11 +28948,11 @@
         <w:tblBorders/>
       </w:tblPr>
       <w:tcPr>
-        <w:shd w:color="ffffff"/>
+        <w:shd w:val="clear" w:color="ffffff"/>
         <w:tcBorders>
-          <w:top w:val="none"/>
-          <w:left w:val="none"/>
-          <w:bottom w:val="none"/>
+          <w:top w:val="none" w:color="000000" w:sz="4" w:space="0"/>
+          <w:left w:val="none" w:color="000000" w:sz="4" w:space="0"/>
+          <w:bottom w:val="none" w:color="000000" w:sz="4" w:space="0"/>
           <w:right w:val="single" w:color="000000" w:themeColor="text1" w:themeTint="80" w:sz="4" w:space="0"/>
         </w:tcBorders>
       </w:tcPr>
@@ -28846,10 +28975,10 @@
       <w:tcPr>
         <w:shd w:val="clear" w:color="ffffff" w:themeColor="light1" w:fill="ffffff" w:themeFill="light1"/>
         <w:tcBorders>
-          <w:top w:val="none"/>
-          <w:left w:val="none"/>
+          <w:top w:val="none" w:color="000000" w:sz="4" w:space="0"/>
+          <w:left w:val="none" w:color="000000" w:sz="4" w:space="0"/>
           <w:bottom w:val="single" w:color="000000" w:themeColor="text1" w:themeTint="80" w:sz="4" w:space="0"/>
-          <w:right w:val="none"/>
+          <w:right w:val="none" w:color="000000" w:sz="4" w:space="0"/>
         </w:tcBorders>
       </w:tcPr>
     </w:tblStylePr>
@@ -28869,12 +28998,12 @@
         <w:tblBorders/>
       </w:tblPr>
       <w:tcPr>
-        <w:shd w:color="ffffff"/>
+        <w:shd w:val="clear" w:color="ffffff"/>
         <w:tcBorders>
-          <w:top w:val="none"/>
+          <w:top w:val="none" w:color="000000" w:sz="4" w:space="0"/>
           <w:left w:val="single" w:color="000000" w:themeColor="text1" w:themeTint="80" w:sz="4" w:space="0"/>
-          <w:bottom w:val="none"/>
-          <w:right w:val="none"/>
+          <w:bottom w:val="none" w:color="000000" w:sz="4" w:space="0"/>
+          <w:right w:val="none" w:color="000000" w:sz="4" w:space="0"/>
         </w:tcBorders>
       </w:tcPr>
     </w:tblStylePr>
@@ -28897,9 +29026,9 @@
         <w:shd w:val="clear" w:color="ffffff" w:themeColor="light1" w:fill="ffffff" w:themeFill="light1"/>
         <w:tcBorders>
           <w:top w:val="single" w:color="000000" w:themeColor="text1" w:themeTint="80" w:sz="4" w:space="0"/>
-          <w:left w:val="none"/>
-          <w:bottom w:val="none"/>
-          <w:right w:val="none"/>
+          <w:left w:val="none" w:color="000000" w:sz="4" w:space="0"/>
+          <w:bottom w:val="none" w:color="000000" w:sz="4" w:space="0"/>
+          <w:right w:val="none" w:color="000000" w:sz="4" w:space="0"/>
         </w:tcBorders>
       </w:tcPr>
     </w:tblStylePr>
@@ -28974,9 +29103,9 @@
       </w:tcPr>
     </w:tblStylePr>
   </w:style>
-  <w:style w:type="table" w:styleId="110">
+  <w:style w:type="table" w:styleId="824">
     <w:name w:val="List Table 7 Colorful - Accent 1"/>
-    <w:basedOn w:val="693"/>
+    <w:basedOn w:val="890"/>
     <w:uiPriority w:val="99"/>
     <w:pPr>
       <w:pBdr/>
@@ -29075,11 +29204,11 @@
         <w:tblBorders/>
       </w:tblPr>
       <w:tcPr>
-        <w:shd w:color="ffffff"/>
+        <w:shd w:val="clear" w:color="ffffff"/>
         <w:tcBorders>
-          <w:top w:val="none"/>
-          <w:left w:val="none"/>
-          <w:bottom w:val="none"/>
+          <w:top w:val="none" w:color="000000" w:sz="4" w:space="0"/>
+          <w:left w:val="none" w:color="000000" w:sz="4" w:space="0"/>
+          <w:bottom w:val="none" w:color="000000" w:sz="4" w:space="0"/>
           <w:right w:val="single" w:color="000000" w:themeColor="accent1" w:sz="4" w:space="0"/>
         </w:tcBorders>
       </w:tcPr>
@@ -29102,10 +29231,10 @@
       <w:tcPr>
         <w:shd w:val="clear" w:color="ffffff" w:themeColor="light1" w:fill="ffffff" w:themeFill="light1"/>
         <w:tcBorders>
-          <w:top w:val="none"/>
-          <w:left w:val="none"/>
+          <w:top w:val="none" w:color="000000" w:sz="4" w:space="0"/>
+          <w:left w:val="none" w:color="000000" w:sz="4" w:space="0"/>
           <w:bottom w:val="single" w:color="000000" w:themeColor="accent1" w:sz="4" w:space="0"/>
-          <w:right w:val="none"/>
+          <w:right w:val="none" w:color="000000" w:sz="4" w:space="0"/>
         </w:tcBorders>
       </w:tcPr>
     </w:tblStylePr>
@@ -29125,12 +29254,12 @@
         <w:tblBorders/>
       </w:tblPr>
       <w:tcPr>
-        <w:shd w:color="ffffff"/>
+        <w:shd w:val="clear" w:color="ffffff"/>
         <w:tcBorders>
-          <w:top w:val="none"/>
+          <w:top w:val="none" w:color="000000" w:sz="4" w:space="0"/>
           <w:left w:val="single" w:color="000000" w:themeColor="accent1" w:sz="4" w:space="0"/>
-          <w:bottom w:val="none"/>
-          <w:right w:val="none"/>
+          <w:bottom w:val="none" w:color="000000" w:sz="4" w:space="0"/>
+          <w:right w:val="none" w:color="000000" w:sz="4" w:space="0"/>
         </w:tcBorders>
       </w:tcPr>
     </w:tblStylePr>
@@ -29153,9 +29282,9 @@
         <w:shd w:val="clear" w:color="ffffff" w:themeColor="light1" w:fill="ffffff" w:themeFill="light1"/>
         <w:tcBorders>
           <w:top w:val="single" w:color="000000" w:themeColor="accent1" w:sz="4" w:space="0"/>
-          <w:left w:val="none"/>
-          <w:bottom w:val="none"/>
-          <w:right w:val="none"/>
+          <w:left w:val="none" w:color="000000" w:sz="4" w:space="0"/>
+          <w:bottom w:val="none" w:color="000000" w:sz="4" w:space="0"/>
+          <w:right w:val="none" w:color="000000" w:sz="4" w:space="0"/>
         </w:tcBorders>
       </w:tcPr>
     </w:tblStylePr>
@@ -29230,9 +29359,9 @@
       </w:tcPr>
     </w:tblStylePr>
   </w:style>
-  <w:style w:type="table" w:styleId="111">
+  <w:style w:type="table" w:styleId="825">
     <w:name w:val="List Table 7 Colorful - Accent 2"/>
-    <w:basedOn w:val="693"/>
+    <w:basedOn w:val="890"/>
     <w:uiPriority w:val="99"/>
     <w:pPr>
       <w:pBdr/>
@@ -29331,11 +29460,11 @@
         <w:tblBorders/>
       </w:tblPr>
       <w:tcPr>
-        <w:shd w:color="ffffff"/>
+        <w:shd w:val="clear" w:color="ffffff"/>
         <w:tcBorders>
-          <w:top w:val="none"/>
-          <w:left w:val="none"/>
-          <w:bottom w:val="none"/>
+          <w:top w:val="none" w:color="000000" w:sz="4" w:space="0"/>
+          <w:left w:val="none" w:color="000000" w:sz="4" w:space="0"/>
+          <w:bottom w:val="none" w:color="000000" w:sz="4" w:space="0"/>
           <w:right w:val="single" w:color="000000" w:themeColor="accent2" w:themeTint="97" w:sz="4" w:space="0"/>
         </w:tcBorders>
       </w:tcPr>
@@ -29358,10 +29487,10 @@
       <w:tcPr>
         <w:shd w:val="clear" w:color="ffffff" w:themeColor="light1" w:fill="ffffff" w:themeFill="light1"/>
         <w:tcBorders>
-          <w:top w:val="none"/>
-          <w:left w:val="none"/>
+          <w:top w:val="none" w:color="000000" w:sz="4" w:space="0"/>
+          <w:left w:val="none" w:color="000000" w:sz="4" w:space="0"/>
           <w:bottom w:val="single" w:color="000000" w:themeColor="accent2" w:themeTint="97" w:sz="4" w:space="0"/>
-          <w:right w:val="none"/>
+          <w:right w:val="none" w:color="000000" w:sz="4" w:space="0"/>
         </w:tcBorders>
       </w:tcPr>
     </w:tblStylePr>
@@ -29381,12 +29510,12 @@
         <w:tblBorders/>
       </w:tblPr>
       <w:tcPr>
-        <w:shd w:color="ffffff"/>
+        <w:shd w:val="clear" w:color="ffffff"/>
         <w:tcBorders>
-          <w:top w:val="none"/>
+          <w:top w:val="none" w:color="000000" w:sz="4" w:space="0"/>
           <w:left w:val="single" w:color="000000" w:themeColor="accent2" w:themeTint="97" w:sz="4" w:space="0"/>
-          <w:bottom w:val="none"/>
-          <w:right w:val="none"/>
+          <w:bottom w:val="none" w:color="000000" w:sz="4" w:space="0"/>
+          <w:right w:val="none" w:color="000000" w:sz="4" w:space="0"/>
         </w:tcBorders>
       </w:tcPr>
     </w:tblStylePr>
@@ -29409,9 +29538,9 @@
         <w:shd w:val="clear" w:color="ffffff" w:themeColor="light1" w:fill="ffffff" w:themeFill="light1"/>
         <w:tcBorders>
           <w:top w:val="single" w:color="000000" w:themeColor="accent2" w:themeTint="97" w:sz="4" w:space="0"/>
-          <w:left w:val="none"/>
-          <w:bottom w:val="none"/>
-          <w:right w:val="none"/>
+          <w:left w:val="none" w:color="000000" w:sz="4" w:space="0"/>
+          <w:bottom w:val="none" w:color="000000" w:sz="4" w:space="0"/>
+          <w:right w:val="none" w:color="000000" w:sz="4" w:space="0"/>
         </w:tcBorders>
       </w:tcPr>
     </w:tblStylePr>
@@ -29486,9 +29615,9 @@
       </w:tcPr>
     </w:tblStylePr>
   </w:style>
-  <w:style w:type="table" w:styleId="112">
+  <w:style w:type="table" w:styleId="826">
     <w:name w:val="List Table 7 Colorful - Accent 3"/>
-    <w:basedOn w:val="693"/>
+    <w:basedOn w:val="890"/>
     <w:uiPriority w:val="99"/>
     <w:pPr>
       <w:pBdr/>
@@ -29587,11 +29716,11 @@
         <w:tblBorders/>
       </w:tblPr>
       <w:tcPr>
-        <w:shd w:color="ffffff"/>
+        <w:shd w:val="clear" w:color="ffffff"/>
         <w:tcBorders>
-          <w:top w:val="none"/>
-          <w:left w:val="none"/>
-          <w:bottom w:val="none"/>
+          <w:top w:val="none" w:color="000000" w:sz="4" w:space="0"/>
+          <w:left w:val="none" w:color="000000" w:sz="4" w:space="0"/>
+          <w:bottom w:val="none" w:color="000000" w:sz="4" w:space="0"/>
           <w:right w:val="single" w:color="000000" w:themeColor="accent3" w:themeTint="98" w:sz="4" w:space="0"/>
         </w:tcBorders>
       </w:tcPr>
@@ -29614,10 +29743,10 @@
       <w:tcPr>
         <w:shd w:val="clear" w:color="ffffff" w:themeColor="light1" w:fill="ffffff" w:themeFill="light1"/>
         <w:tcBorders>
-          <w:top w:val="none"/>
-          <w:left w:val="none"/>
+          <w:top w:val="none" w:color="000000" w:sz="4" w:space="0"/>
+          <w:left w:val="none" w:color="000000" w:sz="4" w:space="0"/>
           <w:bottom w:val="single" w:color="000000" w:themeColor="accent3" w:themeTint="98" w:sz="4" w:space="0"/>
-          <w:right w:val="none"/>
+          <w:right w:val="none" w:color="000000" w:sz="4" w:space="0"/>
         </w:tcBorders>
       </w:tcPr>
     </w:tblStylePr>
@@ -29637,12 +29766,12 @@
         <w:tblBorders/>
       </w:tblPr>
       <w:tcPr>
-        <w:shd w:color="ffffff"/>
+        <w:shd w:val="clear" w:color="ffffff"/>
         <w:tcBorders>
-          <w:top w:val="none"/>
+          <w:top w:val="none" w:color="000000" w:sz="4" w:space="0"/>
           <w:left w:val="single" w:color="000000" w:themeColor="accent3" w:themeTint="98" w:sz="4" w:space="0"/>
-          <w:bottom w:val="none"/>
-          <w:right w:val="none"/>
+          <w:bottom w:val="none" w:color="000000" w:sz="4" w:space="0"/>
+          <w:right w:val="none" w:color="000000" w:sz="4" w:space="0"/>
         </w:tcBorders>
       </w:tcPr>
     </w:tblStylePr>
@@ -29665,9 +29794,9 @@
         <w:shd w:val="clear" w:color="ffffff" w:themeColor="light1" w:fill="ffffff" w:themeFill="light1"/>
         <w:tcBorders>
           <w:top w:val="single" w:color="000000" w:themeColor="accent3" w:themeTint="98" w:sz="4" w:space="0"/>
-          <w:left w:val="none"/>
-          <w:bottom w:val="none"/>
-          <w:right w:val="none"/>
+          <w:left w:val="none" w:color="000000" w:sz="4" w:space="0"/>
+          <w:bottom w:val="none" w:color="000000" w:sz="4" w:space="0"/>
+          <w:right w:val="none" w:color="000000" w:sz="4" w:space="0"/>
         </w:tcBorders>
       </w:tcPr>
     </w:tblStylePr>
@@ -29742,9 +29871,9 @@
       </w:tcPr>
     </w:tblStylePr>
   </w:style>
-  <w:style w:type="table" w:styleId="113">
+  <w:style w:type="table" w:styleId="827">
     <w:name w:val="List Table 7 Colorful - Accent 4"/>
-    <w:basedOn w:val="693"/>
+    <w:basedOn w:val="890"/>
     <w:uiPriority w:val="99"/>
     <w:pPr>
       <w:pBdr/>
@@ -29843,11 +29972,11 @@
         <w:tblBorders/>
       </w:tblPr>
       <w:tcPr>
-        <w:shd w:color="ffffff"/>
+        <w:shd w:val="clear" w:color="ffffff"/>
         <w:tcBorders>
-          <w:top w:val="none"/>
-          <w:left w:val="none"/>
-          <w:bottom w:val="none"/>
+          <w:top w:val="none" w:color="000000" w:sz="4" w:space="0"/>
+          <w:left w:val="none" w:color="000000" w:sz="4" w:space="0"/>
+          <w:bottom w:val="none" w:color="000000" w:sz="4" w:space="0"/>
           <w:right w:val="single" w:color="000000" w:themeColor="accent4" w:themeTint="9A" w:sz="4" w:space="0"/>
         </w:tcBorders>
       </w:tcPr>
@@ -29870,10 +29999,10 @@
       <w:tcPr>
         <w:shd w:val="clear" w:color="ffffff" w:themeColor="light1" w:fill="ffffff" w:themeFill="light1"/>
         <w:tcBorders>
-          <w:top w:val="none"/>
-          <w:left w:val="none"/>
+          <w:top w:val="none" w:color="000000" w:sz="4" w:space="0"/>
+          <w:left w:val="none" w:color="000000" w:sz="4" w:space="0"/>
           <w:bottom w:val="single" w:color="000000" w:themeColor="accent4" w:themeTint="9A" w:sz="4" w:space="0"/>
-          <w:right w:val="none"/>
+          <w:right w:val="none" w:color="000000" w:sz="4" w:space="0"/>
         </w:tcBorders>
       </w:tcPr>
     </w:tblStylePr>
@@ -29893,12 +30022,12 @@
         <w:tblBorders/>
       </w:tblPr>
       <w:tcPr>
-        <w:shd w:color="ffffff"/>
+        <w:shd w:val="clear" w:color="ffffff"/>
         <w:tcBorders>
-          <w:top w:val="none"/>
+          <w:top w:val="none" w:color="000000" w:sz="4" w:space="0"/>
           <w:left w:val="single" w:color="000000" w:themeColor="accent4" w:themeTint="9A" w:sz="4" w:space="0"/>
-          <w:bottom w:val="none"/>
-          <w:right w:val="none"/>
+          <w:bottom w:val="none" w:color="000000" w:sz="4" w:space="0"/>
+          <w:right w:val="none" w:color="000000" w:sz="4" w:space="0"/>
         </w:tcBorders>
       </w:tcPr>
     </w:tblStylePr>
@@ -29921,9 +30050,9 @@
         <w:shd w:val="clear" w:color="ffffff" w:themeColor="light1" w:fill="ffffff" w:themeFill="light1"/>
         <w:tcBorders>
           <w:top w:val="single" w:color="000000" w:themeColor="accent4" w:themeTint="9A" w:sz="4" w:space="0"/>
-          <w:left w:val="none"/>
-          <w:bottom w:val="none"/>
-          <w:right w:val="none"/>
+          <w:left w:val="none" w:color="000000" w:sz="4" w:space="0"/>
+          <w:bottom w:val="none" w:color="000000" w:sz="4" w:space="0"/>
+          <w:right w:val="none" w:color="000000" w:sz="4" w:space="0"/>
         </w:tcBorders>
       </w:tcPr>
     </w:tblStylePr>
@@ -29998,9 +30127,9 @@
       </w:tcPr>
     </w:tblStylePr>
   </w:style>
-  <w:style w:type="table" w:styleId="114">
+  <w:style w:type="table" w:styleId="828">
     <w:name w:val="List Table 7 Colorful - Accent 5"/>
-    <w:basedOn w:val="693"/>
+    <w:basedOn w:val="890"/>
     <w:uiPriority w:val="99"/>
     <w:pPr>
       <w:pBdr/>
@@ -30099,11 +30228,11 @@
         <w:tblBorders/>
       </w:tblPr>
       <w:tcPr>
-        <w:shd w:color="ffffff"/>
+        <w:shd w:val="clear" w:color="ffffff"/>
         <w:tcBorders>
-          <w:top w:val="none"/>
-          <w:left w:val="none"/>
-          <w:bottom w:val="none"/>
+          <w:top w:val="none" w:color="000000" w:sz="4" w:space="0"/>
+          <w:left w:val="none" w:color="000000" w:sz="4" w:space="0"/>
+          <w:bottom w:val="none" w:color="000000" w:sz="4" w:space="0"/>
           <w:right w:val="single" w:color="000000" w:themeColor="accent5" w:themeTint="9A" w:sz="4" w:space="0"/>
         </w:tcBorders>
       </w:tcPr>
@@ -30126,10 +30255,10 @@
       <w:tcPr>
         <w:shd w:val="clear" w:color="ffffff" w:themeColor="light1" w:fill="ffffff" w:themeFill="light1"/>
         <w:tcBorders>
-          <w:top w:val="none"/>
-          <w:left w:val="none"/>
+          <w:top w:val="none" w:color="000000" w:sz="4" w:space="0"/>
+          <w:left w:val="none" w:color="000000" w:sz="4" w:space="0"/>
           <w:bottom w:val="single" w:color="000000" w:themeColor="accent5" w:themeTint="9A" w:sz="4" w:space="0"/>
-          <w:right w:val="none"/>
+          <w:right w:val="none" w:color="000000" w:sz="4" w:space="0"/>
         </w:tcBorders>
       </w:tcPr>
     </w:tblStylePr>
@@ -30149,12 +30278,12 @@
         <w:tblBorders/>
       </w:tblPr>
       <w:tcPr>
-        <w:shd w:color="ffffff"/>
+        <w:shd w:val="clear" w:color="ffffff"/>
         <w:tcBorders>
-          <w:top w:val="none"/>
+          <w:top w:val="none" w:color="000000" w:sz="4" w:space="0"/>
           <w:left w:val="single" w:color="000000" w:themeColor="accent5" w:themeTint="9A" w:sz="4" w:space="0"/>
-          <w:bottom w:val="none"/>
-          <w:right w:val="none"/>
+          <w:bottom w:val="none" w:color="000000" w:sz="4" w:space="0"/>
+          <w:right w:val="none" w:color="000000" w:sz="4" w:space="0"/>
         </w:tcBorders>
       </w:tcPr>
     </w:tblStylePr>
@@ -30177,9 +30306,9 @@
         <w:shd w:val="clear" w:color="ffffff" w:themeColor="light1" w:fill="ffffff" w:themeFill="light1"/>
         <w:tcBorders>
           <w:top w:val="single" w:color="000000" w:themeColor="accent5" w:themeTint="9A" w:sz="4" w:space="0"/>
-          <w:left w:val="none"/>
-          <w:bottom w:val="none"/>
-          <w:right w:val="none"/>
+          <w:left w:val="none" w:color="000000" w:sz="4" w:space="0"/>
+          <w:bottom w:val="none" w:color="000000" w:sz="4" w:space="0"/>
+          <w:right w:val="none" w:color="000000" w:sz="4" w:space="0"/>
         </w:tcBorders>
       </w:tcPr>
     </w:tblStylePr>
@@ -30254,9 +30383,9 @@
       </w:tcPr>
     </w:tblStylePr>
   </w:style>
-  <w:style w:type="table" w:styleId="115">
+  <w:style w:type="table" w:styleId="829">
     <w:name w:val="List Table 7 Colorful - Accent 6"/>
-    <w:basedOn w:val="693"/>
+    <w:basedOn w:val="890"/>
     <w:uiPriority w:val="99"/>
     <w:pPr>
       <w:pBdr/>
@@ -30355,11 +30484,11 @@
         <w:tblBorders/>
       </w:tblPr>
       <w:tcPr>
-        <w:shd w:color="ffffff"/>
+        <w:shd w:val="clear" w:color="ffffff"/>
         <w:tcBorders>
-          <w:top w:val="none"/>
-          <w:left w:val="none"/>
-          <w:bottom w:val="none"/>
+          <w:top w:val="none" w:color="000000" w:sz="4" w:space="0"/>
+          <w:left w:val="none" w:color="000000" w:sz="4" w:space="0"/>
+          <w:bottom w:val="none" w:color="000000" w:sz="4" w:space="0"/>
           <w:right w:val="single" w:color="000000" w:themeColor="accent6" w:themeTint="98" w:sz="4" w:space="0"/>
         </w:tcBorders>
       </w:tcPr>
@@ -30382,10 +30511,10 @@
       <w:tcPr>
         <w:shd w:val="clear" w:color="ffffff" w:themeColor="light1" w:fill="ffffff" w:themeFill="light1"/>
         <w:tcBorders>
-          <w:top w:val="none"/>
-          <w:left w:val="none"/>
+          <w:top w:val="none" w:color="000000" w:sz="4" w:space="0"/>
+          <w:left w:val="none" w:color="000000" w:sz="4" w:space="0"/>
           <w:bottom w:val="single" w:color="000000" w:themeColor="accent6" w:themeTint="98" w:sz="4" w:space="0"/>
-          <w:right w:val="none"/>
+          <w:right w:val="none" w:color="000000" w:sz="4" w:space="0"/>
         </w:tcBorders>
       </w:tcPr>
     </w:tblStylePr>
@@ -30405,12 +30534,12 @@
         <w:tblBorders/>
       </w:tblPr>
       <w:tcPr>
-        <w:shd w:color="ffffff"/>
+        <w:shd w:val="clear" w:color="ffffff"/>
         <w:tcBorders>
-          <w:top w:val="none"/>
+          <w:top w:val="none" w:color="000000" w:sz="4" w:space="0"/>
           <w:left w:val="single" w:color="000000" w:themeColor="accent6" w:themeTint="98" w:sz="4" w:space="0"/>
-          <w:bottom w:val="none"/>
-          <w:right w:val="none"/>
+          <w:bottom w:val="none" w:color="000000" w:sz="4" w:space="0"/>
+          <w:right w:val="none" w:color="000000" w:sz="4" w:space="0"/>
         </w:tcBorders>
       </w:tcPr>
     </w:tblStylePr>
@@ -30433,9 +30562,9 @@
         <w:shd w:val="clear" w:color="ffffff" w:themeColor="light1" w:fill="ffffff" w:themeFill="light1"/>
         <w:tcBorders>
           <w:top w:val="single" w:color="000000" w:themeColor="accent6" w:themeTint="98" w:sz="4" w:space="0"/>
-          <w:left w:val="none"/>
-          <w:bottom w:val="none"/>
-          <w:right w:val="none"/>
+          <w:left w:val="none" w:color="000000" w:sz="4" w:space="0"/>
+          <w:bottom w:val="none" w:color="000000" w:sz="4" w:space="0"/>
+          <w:right w:val="none" w:color="000000" w:sz="4" w:space="0"/>
         </w:tcBorders>
       </w:tcPr>
     </w:tblStylePr>
@@ -30510,9 +30639,9 @@
       </w:tcPr>
     </w:tblStylePr>
   </w:style>
-  <w:style w:type="table" w:styleId="116">
+  <w:style w:type="table" w:styleId="830">
     <w:name w:val="Lined - Accent"/>
-    <w:basedOn w:val="693"/>
+    <w:basedOn w:val="890"/>
     <w:uiPriority w:val="99"/>
     <w:pPr>
       <w:pBdr/>
@@ -30747,9 +30876,9 @@
       </w:tcPr>
     </w:tblStylePr>
   </w:style>
-  <w:style w:type="table" w:styleId="117">
+  <w:style w:type="table" w:styleId="831">
     <w:name w:val="Lined - Accent 1"/>
-    <w:basedOn w:val="693"/>
+    <w:basedOn w:val="890"/>
     <w:uiPriority w:val="99"/>
     <w:pPr>
       <w:pBdr/>
@@ -30984,9 +31113,9 @@
       </w:tcPr>
     </w:tblStylePr>
   </w:style>
-  <w:style w:type="table" w:styleId="118">
+  <w:style w:type="table" w:styleId="832">
     <w:name w:val="Lined - Accent 2"/>
-    <w:basedOn w:val="693"/>
+    <w:basedOn w:val="890"/>
     <w:uiPriority w:val="99"/>
     <w:pPr>
       <w:pBdr/>
@@ -31221,9 +31350,9 @@
       </w:tcPr>
     </w:tblStylePr>
   </w:style>
-  <w:style w:type="table" w:styleId="119">
+  <w:style w:type="table" w:styleId="833">
     <w:name w:val="Lined - Accent 3"/>
-    <w:basedOn w:val="693"/>
+    <w:basedOn w:val="890"/>
     <w:uiPriority w:val="99"/>
     <w:pPr>
       <w:pBdr/>
@@ -31458,9 +31587,9 @@
       </w:tcPr>
     </w:tblStylePr>
   </w:style>
-  <w:style w:type="table" w:styleId="120">
+  <w:style w:type="table" w:styleId="834">
     <w:name w:val="Lined - Accent 4"/>
-    <w:basedOn w:val="693"/>
+    <w:basedOn w:val="890"/>
     <w:uiPriority w:val="99"/>
     <w:pPr>
       <w:pBdr/>
@@ -31695,9 +31824,9 @@
       </w:tcPr>
     </w:tblStylePr>
   </w:style>
-  <w:style w:type="table" w:styleId="121">
+  <w:style w:type="table" w:styleId="835">
     <w:name w:val="Lined - Accent 5"/>
-    <w:basedOn w:val="693"/>
+    <w:basedOn w:val="890"/>
     <w:uiPriority w:val="99"/>
     <w:pPr>
       <w:pBdr/>
@@ -31932,9 +32061,9 @@
       </w:tcPr>
     </w:tblStylePr>
   </w:style>
-  <w:style w:type="table" w:styleId="122">
+  <w:style w:type="table" w:styleId="836">
     <w:name w:val="Lined - Accent 6"/>
-    <w:basedOn w:val="693"/>
+    <w:basedOn w:val="890"/>
     <w:uiPriority w:val="99"/>
     <w:pPr>
       <w:pBdr/>
@@ -32169,9 +32298,9 @@
       </w:tcPr>
     </w:tblStylePr>
   </w:style>
-  <w:style w:type="table" w:styleId="123">
+  <w:style w:type="table" w:styleId="837">
     <w:name w:val="Bordered &amp; Lined - Accent"/>
-    <w:basedOn w:val="693"/>
+    <w:basedOn w:val="890"/>
     <w:uiPriority w:val="99"/>
     <w:pPr>
       <w:pBdr/>
@@ -32413,9 +32542,9 @@
       </w:tcPr>
     </w:tblStylePr>
   </w:style>
-  <w:style w:type="table" w:styleId="124">
+  <w:style w:type="table" w:styleId="838">
     <w:name w:val="Bordered &amp; Lined - Accent 1"/>
-    <w:basedOn w:val="693"/>
+    <w:basedOn w:val="890"/>
     <w:uiPriority w:val="99"/>
     <w:pPr>
       <w:pBdr/>
@@ -32657,9 +32786,9 @@
       </w:tcPr>
     </w:tblStylePr>
   </w:style>
-  <w:style w:type="table" w:styleId="125">
+  <w:style w:type="table" w:styleId="839">
     <w:name w:val="Bordered &amp; Lined - Accent 2"/>
-    <w:basedOn w:val="693"/>
+    <w:basedOn w:val="890"/>
     <w:uiPriority w:val="99"/>
     <w:pPr>
       <w:pBdr/>
@@ -32901,9 +33030,9 @@
       </w:tcPr>
     </w:tblStylePr>
   </w:style>
-  <w:style w:type="table" w:styleId="126">
+  <w:style w:type="table" w:styleId="840">
     <w:name w:val="Bordered &amp; Lined - Accent 3"/>
-    <w:basedOn w:val="693"/>
+    <w:basedOn w:val="890"/>
     <w:uiPriority w:val="99"/>
     <w:pPr>
       <w:pBdr/>
@@ -33145,9 +33274,9 @@
       </w:tcPr>
     </w:tblStylePr>
   </w:style>
-  <w:style w:type="table" w:styleId="127">
+  <w:style w:type="table" w:styleId="841">
     <w:name w:val="Bordered &amp; Lined - Accent 4"/>
-    <w:basedOn w:val="693"/>
+    <w:basedOn w:val="890"/>
     <w:uiPriority w:val="99"/>
     <w:pPr>
       <w:pBdr/>
@@ -33389,9 +33518,9 @@
       </w:tcPr>
     </w:tblStylePr>
   </w:style>
-  <w:style w:type="table" w:styleId="128">
+  <w:style w:type="table" w:styleId="842">
     <w:name w:val="Bordered &amp; Lined - Accent 5"/>
-    <w:basedOn w:val="693"/>
+    <w:basedOn w:val="890"/>
     <w:uiPriority w:val="99"/>
     <w:pPr>
       <w:pBdr/>
@@ -33633,9 +33762,9 @@
       </w:tcPr>
     </w:tblStylePr>
   </w:style>
-  <w:style w:type="table" w:styleId="129">
+  <w:style w:type="table" w:styleId="843">
     <w:name w:val="Bordered &amp; Lined - Accent 6"/>
-    <w:basedOn w:val="693"/>
+    <w:basedOn w:val="890"/>
     <w:uiPriority w:val="99"/>
     <w:pPr>
       <w:pBdr/>
@@ -33877,9 +34006,9 @@
       </w:tcPr>
     </w:tblStylePr>
   </w:style>
-  <w:style w:type="table" w:styleId="130">
+  <w:style w:type="table" w:styleId="844">
     <w:name w:val="Bordered"/>
-    <w:basedOn w:val="693"/>
+    <w:basedOn w:val="890"/>
     <w:uiPriority w:val="99"/>
     <w:pPr>
       <w:pBdr/>
@@ -34108,9 +34237,9 @@
       </w:tcPr>
     </w:tblStylePr>
   </w:style>
-  <w:style w:type="table" w:styleId="131">
+  <w:style w:type="table" w:styleId="845">
     <w:name w:val="Bordered - Accent 1"/>
-    <w:basedOn w:val="693"/>
+    <w:basedOn w:val="890"/>
     <w:uiPriority w:val="99"/>
     <w:pPr>
       <w:pBdr/>
@@ -34339,9 +34468,9 @@
       </w:tcPr>
     </w:tblStylePr>
   </w:style>
-  <w:style w:type="table" w:styleId="132">
+  <w:style w:type="table" w:styleId="846">
     <w:name w:val="Bordered - Accent 2"/>
-    <w:basedOn w:val="693"/>
+    <w:basedOn w:val="890"/>
     <w:uiPriority w:val="99"/>
     <w:pPr>
       <w:pBdr/>
@@ -34570,9 +34699,9 @@
       </w:tcPr>
     </w:tblStylePr>
   </w:style>
-  <w:style w:type="table" w:styleId="133">
+  <w:style w:type="table" w:styleId="847">
     <w:name w:val="Bordered - Accent 3"/>
-    <w:basedOn w:val="693"/>
+    <w:basedOn w:val="890"/>
     <w:uiPriority w:val="99"/>
     <w:pPr>
       <w:pBdr/>
@@ -34801,9 +34930,9 @@
       </w:tcPr>
     </w:tblStylePr>
   </w:style>
-  <w:style w:type="table" w:styleId="134">
+  <w:style w:type="table" w:styleId="848">
     <w:name w:val="Bordered - Accent 4"/>
-    <w:basedOn w:val="693"/>
+    <w:basedOn w:val="890"/>
     <w:uiPriority w:val="99"/>
     <w:pPr>
       <w:pBdr/>
@@ -35032,9 +35161,9 @@
       </w:tcPr>
     </w:tblStylePr>
   </w:style>
-  <w:style w:type="table" w:styleId="135">
+  <w:style w:type="table" w:styleId="849">
     <w:name w:val="Bordered - Accent 5"/>
-    <w:basedOn w:val="693"/>
+    <w:basedOn w:val="890"/>
     <w:uiPriority w:val="99"/>
     <w:pPr>
       <w:pBdr/>
@@ -35263,9 +35392,9 @@
       </w:tcPr>
     </w:tblStylePr>
   </w:style>
-  <w:style w:type="table" w:styleId="136">
+  <w:style w:type="table" w:styleId="850">
     <w:name w:val="Bordered - Accent 6"/>
-    <w:basedOn w:val="693"/>
+    <w:basedOn w:val="890"/>
     <w:uiPriority w:val="99"/>
     <w:pPr>
       <w:pBdr/>
@@ -35494,9 +35623,9 @@
       </w:tcPr>
     </w:tblStylePr>
   </w:style>
-  <w:style w:type="paragraph" w:styleId="169">
+  <w:style w:type="paragraph" w:styleId="851">
     <w:name w:val="No Spacing"/>
-    <w:basedOn w:val="682"/>
+    <w:basedOn w:val="879"/>
     <w:uiPriority w:val="1"/>
     <w:qFormat/>
     <w:pPr>
@@ -35505,9 +35634,9 @@
       <w:ind/>
     </w:pPr>
   </w:style>
-  <w:style w:type="character" w:styleId="170">
+  <w:style w:type="character" w:styleId="852">
     <w:name w:val="Subtle Emphasis"/>
-    <w:basedOn w:val="692"/>
+    <w:basedOn w:val="889"/>
     <w:uiPriority w:val="19"/>
     <w:qFormat/>
     <w:pPr>
@@ -35521,9 +35650,9 @@
       <w:color w:val="404040" w:themeColor="text1" w:themeTint="BF"/>
     </w:rPr>
   </w:style>
-  <w:style w:type="character" w:styleId="173">
+  <w:style w:type="character" w:styleId="853">
     <w:name w:val="Subtle Reference"/>
-    <w:basedOn w:val="692"/>
+    <w:basedOn w:val="889"/>
     <w:uiPriority w:val="31"/>
     <w:qFormat/>
     <w:pPr>
@@ -35536,9 +35665,9 @@
       <w:color w:val="5a5a5a" w:themeColor="text1" w:themeTint="A5"/>
     </w:rPr>
   </w:style>
-  <w:style w:type="character" w:styleId="174">
+  <w:style w:type="character" w:styleId="854">
     <w:name w:val="Book Title"/>
-    <w:basedOn w:val="692"/>
+    <w:basedOn w:val="889"/>
     <w:uiPriority w:val="33"/>
     <w:qFormat/>
     <w:pPr>
@@ -35554,10 +35683,10 @@
       <w:spacing w:val="5"/>
     </w:rPr>
   </w:style>
-  <w:style w:type="paragraph" w:styleId="175">
+  <w:style w:type="paragraph" w:styleId="855">
     <w:name w:val="Header"/>
-    <w:basedOn w:val="682"/>
-    <w:link w:val="176"/>
+    <w:basedOn w:val="879"/>
+    <w:link w:val="856"/>
     <w:uiPriority w:val="99"/>
     <w:unhideWhenUsed/>
     <w:pPr>
@@ -35570,10 +35699,10 @@
       <w:ind/>
     </w:pPr>
   </w:style>
-  <w:style w:type="character" w:styleId="176">
+  <w:style w:type="character" w:styleId="856">
     <w:name w:val="Header Char"/>
-    <w:basedOn w:val="692"/>
-    <w:link w:val="175"/>
+    <w:basedOn w:val="889"/>
+    <w:link w:val="855"/>
     <w:uiPriority w:val="99"/>
     <w:pPr>
       <w:pBdr/>
@@ -35581,10 +35710,10 @@
       <w:ind/>
     </w:pPr>
   </w:style>
-  <w:style w:type="paragraph" w:styleId="177">
+  <w:style w:type="paragraph" w:styleId="857">
     <w:name w:val="Footer"/>
-    <w:basedOn w:val="682"/>
-    <w:link w:val="178"/>
+    <w:basedOn w:val="879"/>
+    <w:link w:val="858"/>
     <w:uiPriority w:val="99"/>
     <w:unhideWhenUsed/>
     <w:pPr>
@@ -35597,10 +35726,10 @@
       <w:ind/>
     </w:pPr>
   </w:style>
-  <w:style w:type="character" w:styleId="178">
+  <w:style w:type="character" w:styleId="858">
     <w:name w:val="Footer Char"/>
-    <w:basedOn w:val="692"/>
-    <w:link w:val="177"/>
+    <w:basedOn w:val="889"/>
+    <w:link w:val="857"/>
     <w:uiPriority w:val="99"/>
     <w:pPr>
       <w:pBdr/>
@@ -35608,10 +35737,10 @@
       <w:ind/>
     </w:pPr>
   </w:style>
-  <w:style w:type="paragraph" w:styleId="179">
+  <w:style w:type="paragraph" w:styleId="859">
     <w:name w:val="Caption"/>
-    <w:basedOn w:val="682"/>
-    <w:next w:val="682"/>
+    <w:basedOn w:val="879"/>
+    <w:next w:val="879"/>
     <w:uiPriority w:val="35"/>
     <w:unhideWhenUsed/>
     <w:qFormat/>
@@ -35628,10 +35757,10 @@
       <w:szCs w:val="18"/>
     </w:rPr>
   </w:style>
-  <w:style w:type="paragraph" w:styleId="180">
+  <w:style w:type="paragraph" w:styleId="860">
     <w:name w:val="footnote text"/>
-    <w:basedOn w:val="682"/>
-    <w:link w:val="181"/>
+    <w:basedOn w:val="879"/>
+    <w:link w:val="861"/>
     <w:uiPriority w:val="99"/>
     <w:semiHidden/>
     <w:unhideWhenUsed/>
@@ -35645,10 +35774,10 @@
       <w:szCs w:val="20"/>
     </w:rPr>
   </w:style>
-  <w:style w:type="character" w:styleId="181">
+  <w:style w:type="character" w:styleId="861">
     <w:name w:val="Footnote Text Char"/>
-    <w:basedOn w:val="692"/>
-    <w:link w:val="180"/>
+    <w:basedOn w:val="889"/>
+    <w:link w:val="860"/>
     <w:uiPriority w:val="99"/>
     <w:semiHidden/>
     <w:pPr>
@@ -35661,9 +35790,9 @@
       <w:szCs w:val="20"/>
     </w:rPr>
   </w:style>
-  <w:style w:type="character" w:styleId="182">
+  <w:style w:type="character" w:styleId="862">
     <w:name w:val="footnote reference"/>
-    <w:basedOn w:val="692"/>
+    <w:basedOn w:val="889"/>
     <w:uiPriority w:val="99"/>
     <w:semiHidden/>
     <w:unhideWhenUsed/>
@@ -35676,10 +35805,10 @@
       <w:vertAlign w:val="superscript"/>
     </w:rPr>
   </w:style>
-  <w:style w:type="paragraph" w:styleId="183">
+  <w:style w:type="paragraph" w:styleId="863">
     <w:name w:val="endnote text"/>
-    <w:basedOn w:val="682"/>
-    <w:link w:val="184"/>
+    <w:basedOn w:val="879"/>
+    <w:link w:val="864"/>
     <w:uiPriority w:val="99"/>
     <w:semiHidden/>
     <w:unhideWhenUsed/>
@@ -35693,10 +35822,10 @@
       <w:szCs w:val="20"/>
     </w:rPr>
   </w:style>
-  <w:style w:type="character" w:styleId="184">
+  <w:style w:type="character" w:styleId="864">
     <w:name w:val="Endnote Text Char"/>
-    <w:basedOn w:val="692"/>
-    <w:link w:val="183"/>
+    <w:basedOn w:val="889"/>
+    <w:link w:val="863"/>
     <w:uiPriority w:val="99"/>
     <w:semiHidden/>
     <w:pPr>
@@ -35709,9 +35838,9 @@
       <w:szCs w:val="20"/>
     </w:rPr>
   </w:style>
-  <w:style w:type="character" w:styleId="185">
+  <w:style w:type="character" w:styleId="865">
     <w:name w:val="endnote reference"/>
-    <w:basedOn w:val="692"/>
+    <w:basedOn w:val="889"/>
     <w:uiPriority w:val="99"/>
     <w:semiHidden/>
     <w:unhideWhenUsed/>
@@ -35724,9 +35853,9 @@
       <w:vertAlign w:val="superscript"/>
     </w:rPr>
   </w:style>
-  <w:style w:type="character" w:styleId="186">
+  <w:style w:type="character" w:styleId="866">
     <w:name w:val="Hyperlink"/>
-    <w:basedOn w:val="692"/>
+    <w:basedOn w:val="889"/>
     <w:uiPriority w:val="99"/>
     <w:unhideWhenUsed/>
     <w:pPr>
@@ -35739,9 +35868,9 @@
       <w:u w:val="single"/>
     </w:rPr>
   </w:style>
-  <w:style w:type="character" w:styleId="187">
+  <w:style w:type="character" w:styleId="867">
     <w:name w:val="FollowedHyperlink"/>
-    <w:basedOn w:val="692"/>
+    <w:basedOn w:val="889"/>
     <w:uiPriority w:val="99"/>
     <w:semiHidden/>
     <w:unhideWhenUsed/>
@@ -35755,10 +35884,10 @@
       <w:u w:val="single"/>
     </w:rPr>
   </w:style>
-  <w:style w:type="paragraph" w:styleId="188">
+  <w:style w:type="paragraph" w:styleId="868">
     <w:name w:val="toc 1"/>
-    <w:basedOn w:val="682"/>
-    <w:next w:val="682"/>
+    <w:basedOn w:val="879"/>
+    <w:next w:val="879"/>
     <w:uiPriority w:val="39"/>
     <w:unhideWhenUsed/>
     <w:pPr>
@@ -35767,10 +35896,10 @@
       <w:ind/>
     </w:pPr>
   </w:style>
-  <w:style w:type="paragraph" w:styleId="189">
+  <w:style w:type="paragraph" w:styleId="869">
     <w:name w:val="toc 2"/>
-    <w:basedOn w:val="682"/>
-    <w:next w:val="682"/>
+    <w:basedOn w:val="879"/>
+    <w:next w:val="879"/>
     <w:uiPriority w:val="39"/>
     <w:unhideWhenUsed/>
     <w:pPr>
@@ -35779,10 +35908,10 @@
       <w:ind w:left="220"/>
     </w:pPr>
   </w:style>
-  <w:style w:type="paragraph" w:styleId="190">
+  <w:style w:type="paragraph" w:styleId="870">
     <w:name w:val="toc 3"/>
-    <w:basedOn w:val="682"/>
-    <w:next w:val="682"/>
+    <w:basedOn w:val="879"/>
+    <w:next w:val="879"/>
     <w:uiPriority w:val="39"/>
     <w:unhideWhenUsed/>
     <w:pPr>
@@ -35791,10 +35920,10 @@
       <w:ind w:left="440"/>
     </w:pPr>
   </w:style>
-  <w:style w:type="paragraph" w:styleId="191">
+  <w:style w:type="paragraph" w:styleId="871">
     <w:name w:val="toc 4"/>
-    <w:basedOn w:val="682"/>
-    <w:next w:val="682"/>
+    <w:basedOn w:val="879"/>
+    <w:next w:val="879"/>
     <w:uiPriority w:val="39"/>
     <w:unhideWhenUsed/>
     <w:pPr>
@@ -35803,10 +35932,10 @@
       <w:ind w:left="660"/>
     </w:pPr>
   </w:style>
-  <w:style w:type="paragraph" w:styleId="192">
+  <w:style w:type="paragraph" w:styleId="872">
     <w:name w:val="toc 5"/>
-    <w:basedOn w:val="682"/>
-    <w:next w:val="682"/>
+    <w:basedOn w:val="879"/>
+    <w:next w:val="879"/>
     <w:uiPriority w:val="39"/>
     <w:unhideWhenUsed/>
     <w:pPr>
@@ -35815,10 +35944,10 @@
       <w:ind w:left="880"/>
     </w:pPr>
   </w:style>
-  <w:style w:type="paragraph" w:styleId="193">
+  <w:style w:type="paragraph" w:styleId="873">
     <w:name w:val="toc 6"/>
-    <w:basedOn w:val="682"/>
-    <w:next w:val="682"/>
+    <w:basedOn w:val="879"/>
+    <w:next w:val="879"/>
     <w:uiPriority w:val="39"/>
     <w:unhideWhenUsed/>
     <w:pPr>
@@ -35827,10 +35956,10 @@
       <w:ind w:left="1100"/>
     </w:pPr>
   </w:style>
-  <w:style w:type="paragraph" w:styleId="194">
+  <w:style w:type="paragraph" w:styleId="874">
     <w:name w:val="toc 7"/>
-    <w:basedOn w:val="682"/>
-    <w:next w:val="682"/>
+    <w:basedOn w:val="879"/>
+    <w:next w:val="879"/>
     <w:uiPriority w:val="39"/>
     <w:unhideWhenUsed/>
     <w:pPr>
@@ -35839,10 +35968,10 @@
       <w:ind w:left="1320"/>
     </w:pPr>
   </w:style>
-  <w:style w:type="paragraph" w:styleId="195">
+  <w:style w:type="paragraph" w:styleId="875">
     <w:name w:val="toc 8"/>
-    <w:basedOn w:val="682"/>
-    <w:next w:val="682"/>
+    <w:basedOn w:val="879"/>
+    <w:next w:val="879"/>
     <w:uiPriority w:val="39"/>
     <w:unhideWhenUsed/>
     <w:pPr>
@@ -35851,10 +35980,10 @@
       <w:ind w:left="1540"/>
     </w:pPr>
   </w:style>
-  <w:style w:type="paragraph" w:styleId="196">
+  <w:style w:type="paragraph" w:styleId="876">
     <w:name w:val="toc 9"/>
-    <w:basedOn w:val="682"/>
-    <w:next w:val="682"/>
+    <w:basedOn w:val="879"/>
+    <w:next w:val="879"/>
     <w:uiPriority w:val="39"/>
     <w:unhideWhenUsed/>
     <w:pPr>
@@ -35863,7 +35992,7 @@
       <w:ind w:left="1760"/>
     </w:pPr>
   </w:style>
-  <w:style w:type="paragraph" w:styleId="206">
+  <w:style w:type="paragraph" w:styleId="877">
     <w:name w:val="TOC Heading"/>
     <w:uiPriority w:val="39"/>
     <w:unhideWhenUsed/>
@@ -35873,10 +36002,10 @@
       <w:ind/>
     </w:pPr>
   </w:style>
-  <w:style w:type="paragraph" w:styleId="207">
+  <w:style w:type="paragraph" w:styleId="878">
     <w:name w:val="table of figures"/>
-    <w:basedOn w:val="682"/>
-    <w:next w:val="682"/>
+    <w:basedOn w:val="879"/>
+    <w:next w:val="879"/>
     <w:uiPriority w:val="99"/>
     <w:unhideWhenUsed/>
     <w:pPr>
@@ -35885,7 +36014,7 @@
       <w:ind/>
     </w:pPr>
   </w:style>
-  <w:style w:type="paragraph" w:styleId="682" w:default="1">
+  <w:style w:type="paragraph" w:styleId="879" w:default="1">
     <w:name w:val="Normal"/>
     <w:qFormat/>
     <w:pPr>
@@ -35894,11 +36023,11 @@
       <w:ind/>
     </w:pPr>
   </w:style>
-  <w:style w:type="paragraph" w:styleId="683">
+  <w:style w:type="paragraph" w:styleId="880">
     <w:name w:val="Heading 1"/>
-    <w:basedOn w:val="682"/>
-    <w:next w:val="682"/>
-    <w:link w:val="695"/>
+    <w:basedOn w:val="879"/>
+    <w:next w:val="879"/>
+    <w:link w:val="892"/>
     <w:uiPriority w:val="9"/>
     <w:qFormat/>
     <w:pPr>
@@ -35916,11 +36045,11 @@
       <w:szCs w:val="40"/>
     </w:rPr>
   </w:style>
-  <w:style w:type="paragraph" w:styleId="684">
+  <w:style w:type="paragraph" w:styleId="881">
     <w:name w:val="Heading 2"/>
-    <w:basedOn w:val="682"/>
-    <w:next w:val="682"/>
-    <w:link w:val="696"/>
+    <w:basedOn w:val="879"/>
+    <w:next w:val="879"/>
+    <w:link w:val="893"/>
     <w:uiPriority w:val="9"/>
     <w:semiHidden/>
     <w:unhideWhenUsed/>
@@ -35940,11 +36069,11 @@
       <w:szCs w:val="32"/>
     </w:rPr>
   </w:style>
-  <w:style w:type="paragraph" w:styleId="685">
+  <w:style w:type="paragraph" w:styleId="882">
     <w:name w:val="Heading 3"/>
-    <w:basedOn w:val="682"/>
-    <w:next w:val="682"/>
-    <w:link w:val="697"/>
+    <w:basedOn w:val="879"/>
+    <w:next w:val="879"/>
+    <w:link w:val="894"/>
     <w:uiPriority w:val="9"/>
     <w:semiHidden/>
     <w:unhideWhenUsed/>
@@ -35964,11 +36093,11 @@
       <w:szCs w:val="28"/>
     </w:rPr>
   </w:style>
-  <w:style w:type="paragraph" w:styleId="686">
+  <w:style w:type="paragraph" w:styleId="883">
     <w:name w:val="Heading 4"/>
-    <w:basedOn w:val="682"/>
-    <w:next w:val="682"/>
-    <w:link w:val="698"/>
+    <w:basedOn w:val="879"/>
+    <w:next w:val="879"/>
+    <w:link w:val="895"/>
     <w:uiPriority w:val="9"/>
     <w:semiHidden/>
     <w:unhideWhenUsed/>
@@ -35988,11 +36117,11 @@
       <w:color w:val="0f4761" w:themeColor="accent1" w:themeShade="BF"/>
     </w:rPr>
   </w:style>
-  <w:style w:type="paragraph" w:styleId="687">
+  <w:style w:type="paragraph" w:styleId="884">
     <w:name w:val="Heading 5"/>
-    <w:basedOn w:val="682"/>
-    <w:next w:val="682"/>
-    <w:link w:val="699"/>
+    <w:basedOn w:val="879"/>
+    <w:next w:val="879"/>
+    <w:link w:val="896"/>
     <w:uiPriority w:val="9"/>
     <w:semiHidden/>
     <w:unhideWhenUsed/>
@@ -36010,11 +36139,11 @@
       <w:color w:val="0f4761" w:themeColor="accent1" w:themeShade="BF"/>
     </w:rPr>
   </w:style>
-  <w:style w:type="paragraph" w:styleId="688">
+  <w:style w:type="paragraph" w:styleId="885">
     <w:name w:val="Heading 6"/>
-    <w:basedOn w:val="682"/>
-    <w:next w:val="682"/>
-    <w:link w:val="700"/>
+    <w:basedOn w:val="879"/>
+    <w:next w:val="879"/>
+    <w:link w:val="897"/>
     <w:uiPriority w:val="9"/>
     <w:semiHidden/>
     <w:unhideWhenUsed/>
@@ -36034,11 +36163,11 @@
       <w:color w:val="595959" w:themeColor="text1" w:themeTint="A6"/>
     </w:rPr>
   </w:style>
-  <w:style w:type="paragraph" w:styleId="689">
+  <w:style w:type="paragraph" w:styleId="886">
     <w:name w:val="Heading 7"/>
-    <w:basedOn w:val="682"/>
-    <w:next w:val="682"/>
-    <w:link w:val="701"/>
+    <w:basedOn w:val="879"/>
+    <w:next w:val="879"/>
+    <w:link w:val="898"/>
     <w:uiPriority w:val="9"/>
     <w:semiHidden/>
     <w:unhideWhenUsed/>
@@ -36056,11 +36185,11 @@
       <w:color w:val="595959" w:themeColor="text1" w:themeTint="A6"/>
     </w:rPr>
   </w:style>
-  <w:style w:type="paragraph" w:styleId="690">
+  <w:style w:type="paragraph" w:styleId="887">
     <w:name w:val="Heading 8"/>
-    <w:basedOn w:val="682"/>
-    <w:next w:val="682"/>
-    <w:link w:val="702"/>
+    <w:basedOn w:val="879"/>
+    <w:next w:val="879"/>
+    <w:link w:val="899"/>
     <w:uiPriority w:val="9"/>
     <w:semiHidden/>
     <w:unhideWhenUsed/>
@@ -36080,11 +36209,11 @@
       <w:color w:val="272727" w:themeColor="text1" w:themeTint="D8"/>
     </w:rPr>
   </w:style>
-  <w:style w:type="paragraph" w:styleId="691">
+  <w:style w:type="paragraph" w:styleId="888">
     <w:name w:val="Heading 9"/>
-    <w:basedOn w:val="682"/>
-    <w:next w:val="682"/>
-    <w:link w:val="703"/>
+    <w:basedOn w:val="879"/>
+    <w:next w:val="879"/>
+    <w:link w:val="900"/>
     <w:uiPriority w:val="9"/>
     <w:semiHidden/>
     <w:unhideWhenUsed/>
@@ -36102,7 +36231,7 @@
       <w:color w:val="272727" w:themeColor="text1" w:themeTint="D8"/>
     </w:rPr>
   </w:style>
-  <w:style w:type="character" w:styleId="692" w:default="1">
+  <w:style w:type="character" w:styleId="889" w:default="1">
     <w:name w:val="Default Paragraph Font"/>
     <w:uiPriority w:val="1"/>
     <w:unhideWhenUsed/>
@@ -36112,7 +36241,7 @@
       <w:ind/>
     </w:pPr>
   </w:style>
-  <w:style w:type="table" w:styleId="693" w:default="1">
+  <w:style w:type="table" w:styleId="890" w:default="1">
     <w:name w:val="Normal Table"/>
     <w:uiPriority w:val="99"/>
     <w:semiHidden/>
@@ -36305,7 +36434,7 @@
       </w:tcPr>
     </w:tblStylePr>
   </w:style>
-  <w:style w:type="numbering" w:styleId="694" w:default="1">
+  <w:style w:type="numbering" w:styleId="891" w:default="1">
     <w:name w:val="No List"/>
     <w:uiPriority w:val="99"/>
     <w:semiHidden/>
@@ -36316,10 +36445,10 @@
       <w:ind/>
     </w:pPr>
   </w:style>
-  <w:style w:type="character" w:styleId="695" w:customStyle="1">
+  <w:style w:type="character" w:styleId="892" w:customStyle="1">
     <w:name w:val="Heading 1 Char"/>
-    <w:basedOn w:val="692"/>
-    <w:link w:val="683"/>
+    <w:basedOn w:val="889"/>
+    <w:link w:val="880"/>
     <w:uiPriority w:val="9"/>
     <w:pPr>
       <w:pBdr/>
@@ -36333,10 +36462,10 @@
       <w:szCs w:val="40"/>
     </w:rPr>
   </w:style>
-  <w:style w:type="character" w:styleId="696" w:customStyle="1">
+  <w:style w:type="character" w:styleId="893" w:customStyle="1">
     <w:name w:val="Heading 2 Char"/>
-    <w:basedOn w:val="692"/>
-    <w:link w:val="684"/>
+    <w:basedOn w:val="889"/>
+    <w:link w:val="881"/>
     <w:uiPriority w:val="9"/>
     <w:semiHidden/>
     <w:pPr>
@@ -36351,10 +36480,10 @@
       <w:szCs w:val="32"/>
     </w:rPr>
   </w:style>
-  <w:style w:type="character" w:styleId="697" w:customStyle="1">
+  <w:style w:type="character" w:styleId="894" w:customStyle="1">
     <w:name w:val="Heading 3 Char"/>
-    <w:basedOn w:val="692"/>
-    <w:link w:val="685"/>
+    <w:basedOn w:val="889"/>
+    <w:link w:val="882"/>
     <w:uiPriority w:val="9"/>
     <w:semiHidden/>
     <w:pPr>
@@ -36369,10 +36498,10 @@
       <w:szCs w:val="28"/>
     </w:rPr>
   </w:style>
-  <w:style w:type="character" w:styleId="698" w:customStyle="1">
+  <w:style w:type="character" w:styleId="895" w:customStyle="1">
     <w:name w:val="Heading 4 Char"/>
-    <w:basedOn w:val="692"/>
-    <w:link w:val="686"/>
+    <w:basedOn w:val="889"/>
+    <w:link w:val="883"/>
     <w:uiPriority w:val="9"/>
     <w:semiHidden/>
     <w:pPr>
@@ -36387,10 +36516,10 @@
       <w:color w:val="0f4761" w:themeColor="accent1" w:themeShade="BF"/>
     </w:rPr>
   </w:style>
-  <w:style w:type="character" w:styleId="699" w:customStyle="1">
+  <w:style w:type="character" w:styleId="896" w:customStyle="1">
     <w:name w:val="Heading 5 Char"/>
-    <w:basedOn w:val="692"/>
-    <w:link w:val="687"/>
+    <w:basedOn w:val="889"/>
+    <w:link w:val="884"/>
     <w:uiPriority w:val="9"/>
     <w:semiHidden/>
     <w:pPr>
@@ -36403,10 +36532,10 @@
       <w:color w:val="0f4761" w:themeColor="accent1" w:themeShade="BF"/>
     </w:rPr>
   </w:style>
-  <w:style w:type="character" w:styleId="700" w:customStyle="1">
+  <w:style w:type="character" w:styleId="897" w:customStyle="1">
     <w:name w:val="Heading 6 Char"/>
-    <w:basedOn w:val="692"/>
-    <w:link w:val="688"/>
+    <w:basedOn w:val="889"/>
+    <w:link w:val="885"/>
     <w:uiPriority w:val="9"/>
     <w:semiHidden/>
     <w:pPr>
@@ -36421,10 +36550,10 @@
       <w:color w:val="595959" w:themeColor="text1" w:themeTint="A6"/>
     </w:rPr>
   </w:style>
-  <w:style w:type="character" w:styleId="701" w:customStyle="1">
+  <w:style w:type="character" w:styleId="898" w:customStyle="1">
     <w:name w:val="Heading 7 Char"/>
-    <w:basedOn w:val="692"/>
-    <w:link w:val="689"/>
+    <w:basedOn w:val="889"/>
+    <w:link w:val="886"/>
     <w:uiPriority w:val="9"/>
     <w:semiHidden/>
     <w:pPr>
@@ -36437,10 +36566,10 @@
       <w:color w:val="595959" w:themeColor="text1" w:themeTint="A6"/>
     </w:rPr>
   </w:style>
-  <w:style w:type="character" w:styleId="702" w:customStyle="1">
+  <w:style w:type="character" w:styleId="899" w:customStyle="1">
     <w:name w:val="Heading 8 Char"/>
-    <w:basedOn w:val="692"/>
-    <w:link w:val="690"/>
+    <w:basedOn w:val="889"/>
+    <w:link w:val="887"/>
     <w:uiPriority w:val="9"/>
     <w:semiHidden/>
     <w:pPr>
@@ -36455,10 +36584,10 @@
       <w:color w:val="272727" w:themeColor="text1" w:themeTint="D8"/>
     </w:rPr>
   </w:style>
-  <w:style w:type="character" w:styleId="703" w:customStyle="1">
+  <w:style w:type="character" w:styleId="900" w:customStyle="1">
     <w:name w:val="Heading 9 Char"/>
-    <w:basedOn w:val="692"/>
-    <w:link w:val="691"/>
+    <w:basedOn w:val="889"/>
+    <w:link w:val="888"/>
     <w:uiPriority w:val="9"/>
     <w:semiHidden/>
     <w:pPr>
@@ -36471,11 +36600,11 @@
       <w:color w:val="272727" w:themeColor="text1" w:themeTint="D8"/>
     </w:rPr>
   </w:style>
-  <w:style w:type="paragraph" w:styleId="704">
+  <w:style w:type="paragraph" w:styleId="901">
     <w:name w:val="Title"/>
-    <w:basedOn w:val="682"/>
-    <w:next w:val="682"/>
-    <w:link w:val="705"/>
+    <w:basedOn w:val="879"/>
+    <w:next w:val="879"/>
+    <w:link w:val="902"/>
     <w:uiPriority w:val="10"/>
     <w:qFormat/>
     <w:pPr>
@@ -36491,10 +36620,10 @@
       <w:szCs w:val="56"/>
     </w:rPr>
   </w:style>
-  <w:style w:type="character" w:styleId="705" w:customStyle="1">
+  <w:style w:type="character" w:styleId="902" w:customStyle="1">
     <w:name w:val="Title Char"/>
-    <w:basedOn w:val="692"/>
-    <w:link w:val="704"/>
+    <w:basedOn w:val="889"/>
+    <w:link w:val="901"/>
     <w:uiPriority w:val="10"/>
     <w:pPr>
       <w:pBdr/>
@@ -36508,11 +36637,11 @@
       <w:szCs w:val="56"/>
     </w:rPr>
   </w:style>
-  <w:style w:type="paragraph" w:styleId="706">
+  <w:style w:type="paragraph" w:styleId="903">
     <w:name w:val="Subtitle"/>
-    <w:basedOn w:val="682"/>
-    <w:next w:val="682"/>
-    <w:link w:val="707"/>
+    <w:basedOn w:val="879"/>
+    <w:next w:val="879"/>
+    <w:link w:val="904"/>
     <w:uiPriority w:val="11"/>
     <w:qFormat/>
     <w:pPr>
@@ -36531,10 +36660,10 @@
       <w:szCs w:val="28"/>
     </w:rPr>
   </w:style>
-  <w:style w:type="character" w:styleId="707" w:customStyle="1">
+  <w:style w:type="character" w:styleId="904" w:customStyle="1">
     <w:name w:val="Subtitle Char"/>
-    <w:basedOn w:val="692"/>
-    <w:link w:val="706"/>
+    <w:basedOn w:val="889"/>
+    <w:link w:val="903"/>
     <w:uiPriority w:val="11"/>
     <w:pPr>
       <w:pBdr/>
@@ -36549,11 +36678,11 @@
       <w:szCs w:val="28"/>
     </w:rPr>
   </w:style>
-  <w:style w:type="paragraph" w:styleId="708">
+  <w:style w:type="paragraph" w:styleId="905">
     <w:name w:val="Quote"/>
-    <w:basedOn w:val="682"/>
-    <w:next w:val="682"/>
-    <w:link w:val="709"/>
+    <w:basedOn w:val="879"/>
+    <w:next w:val="879"/>
+    <w:link w:val="906"/>
     <w:uiPriority w:val="29"/>
     <w:qFormat/>
     <w:pPr>
@@ -36568,10 +36697,10 @@
       <w:color w:val="404040" w:themeColor="text1" w:themeTint="BF"/>
     </w:rPr>
   </w:style>
-  <w:style w:type="character" w:styleId="709" w:customStyle="1">
+  <w:style w:type="character" w:styleId="906" w:customStyle="1">
     <w:name w:val="Quote Char"/>
-    <w:basedOn w:val="692"/>
-    <w:link w:val="708"/>
+    <w:basedOn w:val="889"/>
+    <w:link w:val="905"/>
     <w:uiPriority w:val="29"/>
     <w:pPr>
       <w:pBdr/>
@@ -36584,9 +36713,9 @@
       <w:color w:val="404040" w:themeColor="text1" w:themeTint="BF"/>
     </w:rPr>
   </w:style>
-  <w:style w:type="paragraph" w:styleId="710">
+  <w:style w:type="paragraph" w:styleId="907">
     <w:name w:val="List Paragraph"/>
-    <w:basedOn w:val="682"/>
+    <w:basedOn w:val="879"/>
     <w:uiPriority w:val="34"/>
     <w:qFormat/>
     <w:pPr>
@@ -36596,9 +36725,9 @@
       <w:contextualSpacing w:val="true"/>
     </w:pPr>
   </w:style>
-  <w:style w:type="character" w:styleId="711">
+  <w:style w:type="character" w:styleId="908">
     <w:name w:val="Intense Emphasis"/>
-    <w:basedOn w:val="692"/>
+    <w:basedOn w:val="889"/>
     <w:uiPriority w:val="21"/>
     <w:qFormat/>
     <w:pPr>
@@ -36612,11 +36741,11 @@
       <w:color w:val="0f4761" w:themeColor="accent1" w:themeShade="BF"/>
     </w:rPr>
   </w:style>
-  <w:style w:type="paragraph" w:styleId="712">
+  <w:style w:type="paragraph" w:styleId="909">
     <w:name w:val="Intense Quote"/>
-    <w:basedOn w:val="682"/>
-    <w:next w:val="682"/>
-    <w:link w:val="713"/>
+    <w:basedOn w:val="879"/>
+    <w:next w:val="879"/>
+    <w:link w:val="910"/>
     <w:uiPriority w:val="30"/>
     <w:qFormat/>
     <w:pPr>
@@ -36634,10 +36763,10 @@
       <w:color w:val="0f4761" w:themeColor="accent1" w:themeShade="BF"/>
     </w:rPr>
   </w:style>
-  <w:style w:type="character" w:styleId="713" w:customStyle="1">
+  <w:style w:type="character" w:styleId="910" w:customStyle="1">
     <w:name w:val="Intense Quote Char"/>
-    <w:basedOn w:val="692"/>
-    <w:link w:val="712"/>
+    <w:basedOn w:val="889"/>
+    <w:link w:val="909"/>
     <w:uiPriority w:val="30"/>
     <w:pPr>
       <w:pBdr/>
@@ -36650,9 +36779,9 @@
       <w:color w:val="0f4761" w:themeColor="accent1" w:themeShade="BF"/>
     </w:rPr>
   </w:style>
-  <w:style w:type="character" w:styleId="714">
+  <w:style w:type="character" w:styleId="911">
     <w:name w:val="Intense Reference"/>
-    <w:basedOn w:val="692"/>
+    <w:basedOn w:val="889"/>
     <w:uiPriority w:val="32"/>
     <w:qFormat/>
     <w:pPr>
@@ -36668,9 +36797,9 @@
       <w:spacing w:val="5"/>
     </w:rPr>
   </w:style>
-  <w:style w:type="character" w:styleId="715">
+  <w:style w:type="character" w:styleId="912">
     <w:name w:val="Strong"/>
-    <w:basedOn w:val="692"/>
+    <w:basedOn w:val="889"/>
     <w:uiPriority w:val="22"/>
     <w:qFormat/>
     <w:pPr>
@@ -36683,9 +36812,9 @@
       <w:bCs/>
     </w:rPr>
   </w:style>
-  <w:style w:type="character" w:styleId="716">
+  <w:style w:type="character" w:styleId="913">
     <w:name w:val="Emphasis"/>
-    <w:basedOn w:val="692"/>
+    <w:basedOn w:val="889"/>
     <w:uiPriority w:val="20"/>
     <w:qFormat/>
     <w:pPr>
